--- a/Информатика праки/1 сем/Практика 7.docx
+++ b/Информатика праки/1 сем/Практика 7.docx
@@ -45,7 +45,7 @@
                     <pic:cNvPicPr/>
                   </pic:nvPicPr>
                   <pic:blipFill>
-                    <a:blip r:embed="rId5" cstate="print">
+                    <a:blip r:embed="rId7" cstate="print">
                       <a:extLst>
                         <a:ext uri="{28A0092B-C50C-407E-A947-70E740481C1C}">
                           <a14:useLocalDpi xmlns:a14="http://schemas.microsoft.com/office/drawing/2010/main" val="0"/>
@@ -482,7 +482,7 @@
           <w:kern w:val="0"/>
           <w:sz w:val="24"/>
           <w:szCs w:val="24"/>
-          <w:lang w:val="en-US" w:eastAsia="ru-RU"/>
+          <w:lang w:eastAsia="ru-RU"/>
           <w14:ligatures w14:val="none"/>
         </w:rPr>
       </w:pPr>
@@ -544,7 +544,7 @@
           <w:kern w:val="0"/>
           <w:sz w:val="24"/>
           <w:szCs w:val="24"/>
-          <w:lang w:val="en-US" w:eastAsia="ru-RU"/>
+          <w:lang w:eastAsia="ru-RU"/>
           <w14:ligatures w14:val="none"/>
         </w:rPr>
         <w:t>7</w:t>
@@ -1610,7 +1610,63 @@
           <w:lang w:eastAsia="ru-RU"/>
           <w14:ligatures w14:val="none"/>
         </w:rPr>
-        <w:t>СДНФ, СКНФ</w:t>
+        <w:t>ОПРЕДЕЛЕНИЕ ОСНОВАНИЯ ПОЗИЦИОННОЙ СИСТЕМЫ</w:t>
+      </w:r>
+    </w:p>
+    <w:p>
+      <w:pPr>
+        <w:spacing w:after="14" w:line="240" w:lineRule="auto"/>
+        <w:ind w:right="270" w:firstLine="709"/>
+        <w:jc w:val="both"/>
+        <w:rPr>
+          <w:rFonts w:ascii="Times New Roman" w:eastAsia="Times New Roman" w:hAnsi="Times New Roman" w:cs="Times New Roman"/>
+          <w:color w:val="000000"/>
+          <w:kern w:val="0"/>
+          <w:sz w:val="24"/>
+          <w:szCs w:val="24"/>
+          <w:lang w:eastAsia="ru-RU"/>
+          <w14:ligatures w14:val="none"/>
+        </w:rPr>
+      </w:pPr>
+      <w:r>
+        <w:rPr>
+          <w:rFonts w:ascii="Times New Roman" w:eastAsia="Times New Roman" w:hAnsi="Times New Roman" w:cs="Times New Roman"/>
+          <w:color w:val="000000"/>
+          <w:kern w:val="0"/>
+          <w:sz w:val="24"/>
+          <w:szCs w:val="24"/>
+          <w:lang w:eastAsia="ru-RU"/>
+          <w14:ligatures w14:val="none"/>
+        </w:rPr>
+        <w:t>СЧИСЛЕНИЯ</w:t>
+      </w:r>
+    </w:p>
+    <w:p>
+      <w:pPr>
+        <w:spacing w:after="14" w:line="240" w:lineRule="auto"/>
+        <w:ind w:right="270" w:firstLine="709"/>
+        <w:jc w:val="both"/>
+        <w:rPr>
+          <w:rFonts w:ascii="Times New Roman" w:eastAsia="Times New Roman" w:hAnsi="Times New Roman" w:cs="Times New Roman"/>
+          <w:color w:val="000000"/>
+          <w:kern w:val="0"/>
+          <w:sz w:val="24"/>
+          <w:szCs w:val="24"/>
+          <w:lang w:eastAsia="ru-RU"/>
+          <w14:ligatures w14:val="none"/>
+        </w:rPr>
+      </w:pPr>
+      <w:r>
+        <w:rPr>
+          <w:rFonts w:ascii="Times New Roman" w:eastAsia="Times New Roman" w:hAnsi="Times New Roman" w:cs="Times New Roman"/>
+          <w:color w:val="000000"/>
+          <w:kern w:val="0"/>
+          <w:sz w:val="24"/>
+          <w:szCs w:val="24"/>
+          <w:lang w:eastAsia="ru-RU"/>
+          <w14:ligatures w14:val="none"/>
+        </w:rPr>
+        <w:t>ПО АРИФМЕТИЧЕСКОМУ РАВЕНСТВУ</w:t>
       </w:r>
     </w:p>
     <w:p>
@@ -3773,6 +3829,9 @@
             </m:e>
           </m:d>
           <m:r>
+            <m:rPr>
+              <m:sty m:val="p"/>
+            </m:rPr>
             <w:rPr>
               <w:rFonts w:ascii="Cambria Math" w:eastAsia="Times New Roman" w:hAnsi="Cambria Math" w:cs="Times New Roman"/>
               <w:color w:val="000000"/>
@@ -3805,7 +3864,7 @@
           <w:kern w:val="0"/>
           <w:sz w:val="24"/>
           <w:szCs w:val="24"/>
-          <w:lang w:val="en-US" w:eastAsia="ru-RU"/>
+          <w:lang w:eastAsia="ru-RU"/>
           <w14:ligatures w14:val="none"/>
         </w:rPr>
         <w:t xml:space="preserve">4. </w:t>
@@ -4006,20 +4065,14 @@
               <w:sz w:val="24"/>
               <w:szCs w:val="24"/>
             </w:rPr>
-            <m:t>+19483p+2071</m:t>
+            <m:t>+19483p+20711</m:t>
           </m:r>
           <m:r>
+            <m:rPr>
+              <m:sty m:val="p"/>
+            </m:rPr>
             <w:rPr>
               <w:rFonts w:ascii="Cambria Math" w:eastAsia="Times New Roman" w:hAnsi="Cambria Math" w:cs="Times New Roman"/>
-              <w:sz w:val="24"/>
-              <w:szCs w:val="24"/>
-            </w:rPr>
-            <m:t>1</m:t>
-          </m:r>
-          <m:r>
-            <w:rPr>
-              <w:rFonts w:ascii="Cambria Math" w:eastAsia="Times New Roman" w:hAnsi="Cambria Math" w:cs="Times New Roman"/>
-              <w:i/>
               <w:color w:val="000000"/>
               <w:kern w:val="0"/>
               <w:sz w:val="24"/>
@@ -4071,9 +4124,11 @@
             <m:t>=32</m:t>
           </m:r>
           <m:r>
+            <m:rPr>
+              <m:sty m:val="p"/>
+            </m:rPr>
             <w:rPr>
               <w:rFonts w:ascii="Cambria Math" w:eastAsia="Times New Roman" w:hAnsi="Cambria Math" w:cs="Times New Roman"/>
-              <w:i/>
               <w:color w:val="000000"/>
               <w:kern w:val="0"/>
               <w:sz w:val="24"/>
@@ -4259,19 +4314,7 @@
                 <w:lang w:eastAsia="ru-RU"/>
                 <w14:ligatures w14:val="none"/>
               </w:rPr>
-              <m:t>2</m:t>
-            </m:r>
-            <m:r>
-              <w:rPr>
-                <w:rFonts w:ascii="Cambria Math" w:eastAsia="Times New Roman" w:hAnsi="Cambria Math" w:cs="Times New Roman"/>
-                <w:color w:val="000000"/>
-                <w:kern w:val="0"/>
-                <w:sz w:val="24"/>
-                <w:szCs w:val="24"/>
-                <w:lang w:eastAsia="ru-RU"/>
-                <w14:ligatures w14:val="none"/>
-              </w:rPr>
-              <m:t>,3</m:t>
+              <m:t>2,3</m:t>
             </m:r>
           </m:sub>
         </m:sSub>
@@ -4744,6 +4787,7 @@
           <w:lang w:eastAsia="ru-RU"/>
           <w14:ligatures w14:val="none"/>
         </w:rPr>
+        <w:lastRenderedPageBreak/>
         <w:tab/>
         <w:t xml:space="preserve">7. </w:t>
       </w:r>
@@ -4825,7 +4869,6 @@
           <w:lang w:eastAsia="ru-RU"/>
           <w14:ligatures w14:val="none"/>
         </w:rPr>
-        <w:lastRenderedPageBreak/>
         <w:tab/>
       </w:r>
     </w:p>
@@ -4867,10 +4910,896 @@
           <w:kern w:val="0"/>
           <w:sz w:val="24"/>
           <w:szCs w:val="24"/>
-          <w:lang w:val="en-US" w:eastAsia="ru-RU"/>
-          <w14:ligatures w14:val="none"/>
-        </w:rPr>
-      </w:pPr>
+          <w:lang w:eastAsia="ru-RU"/>
+          <w14:ligatures w14:val="none"/>
+        </w:rPr>
+      </w:pPr>
+    </w:p>
+    <w:p>
+      <w:pPr>
+        <w:spacing w:after="14" w:line="240" w:lineRule="auto"/>
+        <w:ind w:right="270" w:firstLine="708"/>
+        <w:rPr>
+          <w:rFonts w:ascii="Times New Roman" w:eastAsia="Times New Roman" w:hAnsi="Times New Roman" w:cs="Times New Roman"/>
+          <w:color w:val="000000"/>
+          <w:kern w:val="0"/>
+          <w:sz w:val="24"/>
+          <w:szCs w:val="24"/>
+          <w:lang w:eastAsia="ru-RU"/>
+          <w14:ligatures w14:val="none"/>
+        </w:rPr>
+      </w:pPr>
+      <w:r>
+        <w:rPr>
+          <w:rFonts w:ascii="Times New Roman" w:eastAsia="Times New Roman" w:hAnsi="Times New Roman" w:cs="Times New Roman"/>
+          <w:color w:val="000000"/>
+          <w:kern w:val="0"/>
+          <w:sz w:val="24"/>
+          <w:szCs w:val="24"/>
+          <w:lang w:eastAsia="ru-RU"/>
+          <w14:ligatures w14:val="none"/>
+        </w:rPr>
+        <w:t>После подстановки разложений чисел в исходное уравнение и приведения подобных слагаемых, задача сводится к решению кубического уравнения вида</w:t>
+      </w:r>
+    </w:p>
+    <w:p>
+      <w:pPr>
+        <w:spacing w:after="14" w:line="240" w:lineRule="auto"/>
+        <w:ind w:right="270" w:firstLine="708"/>
+        <w:jc w:val="center"/>
+        <w:rPr>
+          <w:rFonts w:ascii="Times New Roman" w:eastAsia="Times New Roman" w:hAnsi="Times New Roman" w:cs="Times New Roman"/>
+          <w:color w:val="000000"/>
+          <w:kern w:val="0"/>
+          <w:sz w:val="24"/>
+          <w:szCs w:val="24"/>
+          <w:lang w:eastAsia="ru-RU"/>
+          <w14:ligatures w14:val="none"/>
+        </w:rPr>
+      </w:pPr>
+      <m:oMath>
+        <m:r>
+          <m:rPr>
+            <m:sty m:val="p"/>
+          </m:rPr>
+          <w:rPr>
+            <w:rFonts w:ascii="Cambria Math" w:eastAsia="Times New Roman" w:hAnsi="Cambria Math" w:cs="Times New Roman"/>
+            <w:color w:val="000000"/>
+            <w:kern w:val="0"/>
+            <w:sz w:val="24"/>
+            <w:szCs w:val="24"/>
+            <w:lang w:eastAsia="ru-RU"/>
+            <w14:ligatures w14:val="none"/>
+          </w:rPr>
+          <m:t>362</m:t>
+        </m:r>
+        <m:sSup>
+          <m:sSupPr>
+            <m:ctrlPr>
+              <w:rPr>
+                <w:rFonts w:ascii="Cambria Math" w:eastAsia="Times New Roman" w:hAnsi="Cambria Math" w:cs="Times New Roman"/>
+                <w:color w:val="000000"/>
+                <w:kern w:val="0"/>
+                <w:sz w:val="24"/>
+                <w:szCs w:val="24"/>
+                <w:lang w:eastAsia="ru-RU"/>
+                <w14:ligatures w14:val="none"/>
+              </w:rPr>
+            </m:ctrlPr>
+          </m:sSupPr>
+          <m:e>
+            <m:r>
+              <w:rPr>
+                <w:rFonts w:ascii="Cambria Math" w:eastAsia="Times New Roman" w:hAnsi="Cambria Math" w:cs="Times New Roman"/>
+                <w:color w:val="000000"/>
+                <w:kern w:val="0"/>
+                <w:sz w:val="24"/>
+                <w:szCs w:val="24"/>
+                <w:lang w:eastAsia="ru-RU"/>
+                <w14:ligatures w14:val="none"/>
+              </w:rPr>
+              <m:t>p</m:t>
+            </m:r>
+          </m:e>
+          <m:sup>
+            <m:r>
+              <m:rPr>
+                <m:sty m:val="p"/>
+              </m:rPr>
+              <w:rPr>
+                <w:rFonts w:ascii="Cambria Math" w:eastAsia="Times New Roman" w:hAnsi="Cambria Math" w:cs="Times New Roman"/>
+                <w:color w:val="000000"/>
+                <w:kern w:val="0"/>
+                <w:sz w:val="24"/>
+                <w:szCs w:val="24"/>
+                <w:lang w:eastAsia="ru-RU"/>
+                <w14:ligatures w14:val="none"/>
+              </w:rPr>
+              <m:t>3</m:t>
+            </m:r>
+          </m:sup>
+        </m:sSup>
+        <m:r>
+          <m:rPr>
+            <m:sty m:val="p"/>
+          </m:rPr>
+          <w:rPr>
+            <w:rFonts w:ascii="Cambria Math" w:eastAsia="Times New Roman" w:hAnsi="Cambria Math" w:cs="Times New Roman"/>
+            <w:color w:val="000000"/>
+            <w:kern w:val="0"/>
+            <w:sz w:val="24"/>
+            <w:szCs w:val="24"/>
+            <w:lang w:eastAsia="ru-RU"/>
+            <w14:ligatures w14:val="none"/>
+          </w:rPr>
+          <m:t>-11596</m:t>
+        </m:r>
+        <m:sSup>
+          <m:sSupPr>
+            <m:ctrlPr>
+              <w:rPr>
+                <w:rFonts w:ascii="Cambria Math" w:eastAsia="Times New Roman" w:hAnsi="Cambria Math" w:cs="Times New Roman"/>
+                <w:color w:val="000000"/>
+                <w:kern w:val="0"/>
+                <w:sz w:val="24"/>
+                <w:szCs w:val="24"/>
+                <w:lang w:eastAsia="ru-RU"/>
+                <w14:ligatures w14:val="none"/>
+              </w:rPr>
+            </m:ctrlPr>
+          </m:sSupPr>
+          <m:e>
+            <m:r>
+              <w:rPr>
+                <w:rFonts w:ascii="Cambria Math" w:eastAsia="Times New Roman" w:hAnsi="Cambria Math" w:cs="Times New Roman"/>
+                <w:color w:val="000000"/>
+                <w:kern w:val="0"/>
+                <w:sz w:val="24"/>
+                <w:szCs w:val="24"/>
+                <w:lang w:eastAsia="ru-RU"/>
+                <w14:ligatures w14:val="none"/>
+              </w:rPr>
+              <m:t>p</m:t>
+            </m:r>
+          </m:e>
+          <m:sup>
+            <m:r>
+              <m:rPr>
+                <m:sty m:val="p"/>
+              </m:rPr>
+              <w:rPr>
+                <w:rFonts w:ascii="Cambria Math" w:eastAsia="Times New Roman" w:hAnsi="Cambria Math" w:cs="Times New Roman"/>
+                <w:color w:val="000000"/>
+                <w:kern w:val="0"/>
+                <w:sz w:val="24"/>
+                <w:szCs w:val="24"/>
+                <w:lang w:eastAsia="ru-RU"/>
+                <w14:ligatures w14:val="none"/>
+              </w:rPr>
+              <m:t>2</m:t>
+            </m:r>
+          </m:sup>
+        </m:sSup>
+        <m:r>
+          <m:rPr>
+            <m:sty m:val="p"/>
+          </m:rPr>
+          <w:rPr>
+            <w:rFonts w:ascii="Cambria Math" w:eastAsia="Times New Roman" w:hAnsi="Cambria Math" w:cs="Times New Roman"/>
+            <w:color w:val="000000"/>
+            <w:kern w:val="0"/>
+            <w:sz w:val="24"/>
+            <w:szCs w:val="24"/>
+            <w:lang w:eastAsia="ru-RU"/>
+            <w14:ligatures w14:val="none"/>
+          </w:rPr>
+          <m:t>+41</m:t>
+        </m:r>
+        <m:r>
+          <w:rPr>
+            <w:rFonts w:ascii="Cambria Math" w:eastAsia="Times New Roman" w:hAnsi="Cambria Math" w:cs="Times New Roman"/>
+            <w:color w:val="000000"/>
+            <w:kern w:val="0"/>
+            <w:sz w:val="24"/>
+            <w:szCs w:val="24"/>
+            <w:lang w:eastAsia="ru-RU"/>
+            <w14:ligatures w14:val="none"/>
+          </w:rPr>
+          <m:t>p</m:t>
+        </m:r>
+        <m:r>
+          <m:rPr>
+            <m:sty m:val="p"/>
+          </m:rPr>
+          <w:rPr>
+            <w:rFonts w:ascii="Cambria Math" w:eastAsia="Times New Roman" w:hAnsi="Cambria Math" w:cs="Times New Roman"/>
+            <w:color w:val="000000"/>
+            <w:kern w:val="0"/>
+            <w:sz w:val="24"/>
+            <w:szCs w:val="24"/>
+            <w:lang w:eastAsia="ru-RU"/>
+            <w14:ligatures w14:val="none"/>
+          </w:rPr>
+          <m:t>+10976=0</m:t>
+        </m:r>
+      </m:oMath>
+      <w:r>
+        <w:rPr>
+          <w:rFonts w:ascii="Times New Roman" w:eastAsia="Times New Roman" w:hAnsi="Times New Roman" w:cs="Times New Roman"/>
+          <w:color w:val="000000"/>
+          <w:kern w:val="0"/>
+          <w:sz w:val="24"/>
+          <w:szCs w:val="24"/>
+          <w:lang w:eastAsia="ru-RU"/>
+          <w14:ligatures w14:val="none"/>
+        </w:rPr>
+        <w:t>.</w:t>
+      </w:r>
+    </w:p>
+    <w:p>
+      <w:pPr>
+        <w:spacing w:after="14" w:line="240" w:lineRule="auto"/>
+        <w:ind w:right="270" w:firstLine="708"/>
+        <w:rPr>
+          <w:rFonts w:ascii="Times New Roman" w:eastAsia="Times New Roman" w:hAnsi="Times New Roman" w:cs="Times New Roman"/>
+          <w:color w:val="000000"/>
+          <w:kern w:val="0"/>
+          <w:sz w:val="24"/>
+          <w:szCs w:val="24"/>
+          <w:lang w:eastAsia="ru-RU"/>
+          <w14:ligatures w14:val="none"/>
+        </w:rPr>
+      </w:pPr>
+      <w:r>
+        <w:rPr>
+          <w:rFonts w:ascii="Times New Roman" w:eastAsia="Times New Roman" w:hAnsi="Times New Roman" w:cs="Times New Roman"/>
+          <w:color w:val="000000"/>
+          <w:kern w:val="0"/>
+          <w:sz w:val="24"/>
+          <w:szCs w:val="24"/>
+          <w:lang w:eastAsia="ru-RU"/>
+          <w14:ligatures w14:val="none"/>
+        </w:rPr>
+        <w:t xml:space="preserve">После факторизации многочлена путем выделения найденного целого корня </w:t>
+      </w:r>
+      <m:oMath>
+        <m:r>
+          <w:rPr>
+            <w:rFonts w:ascii="Cambria Math" w:eastAsia="Times New Roman" w:hAnsi="Cambria Math" w:cs="Times New Roman"/>
+            <w:color w:val="000000"/>
+            <w:kern w:val="0"/>
+            <w:sz w:val="24"/>
+            <w:szCs w:val="24"/>
+            <w:lang w:eastAsia="ru-RU"/>
+            <w14:ligatures w14:val="none"/>
+          </w:rPr>
+          <m:t>p</m:t>
+        </m:r>
+        <m:r>
+          <m:rPr>
+            <m:sty m:val="p"/>
+          </m:rPr>
+          <w:rPr>
+            <w:rFonts w:ascii="Cambria Math" w:eastAsia="Times New Roman" w:hAnsi="Cambria Math" w:cs="Times New Roman"/>
+            <w:color w:val="000000"/>
+            <w:kern w:val="0"/>
+            <w:sz w:val="24"/>
+            <w:szCs w:val="24"/>
+            <w:lang w:eastAsia="ru-RU"/>
+            <w14:ligatures w14:val="none"/>
+          </w:rPr>
+          <m:t>=32</m:t>
+        </m:r>
+      </m:oMath>
+      <w:r>
+        <w:rPr>
+          <w:rFonts w:ascii="Times New Roman" w:eastAsia="Times New Roman" w:hAnsi="Times New Roman" w:cs="Times New Roman"/>
+          <w:color w:val="000000"/>
+          <w:kern w:val="0"/>
+          <w:sz w:val="24"/>
+          <w:szCs w:val="24"/>
+          <w:lang w:eastAsia="ru-RU"/>
+          <w14:ligatures w14:val="none"/>
+        </w:rPr>
+        <w:t xml:space="preserve">, уравнение принимает вид </w:t>
+      </w:r>
+    </w:p>
+    <w:p>
+      <w:pPr>
+        <w:spacing w:after="14" w:line="240" w:lineRule="auto"/>
+        <w:ind w:right="270" w:firstLine="708"/>
+        <w:jc w:val="center"/>
+        <w:rPr>
+          <w:rFonts w:ascii="Times New Roman" w:eastAsia="Times New Roman" w:hAnsi="Times New Roman" w:cs="Times New Roman"/>
+          <w:color w:val="000000"/>
+          <w:kern w:val="0"/>
+          <w:sz w:val="24"/>
+          <w:szCs w:val="24"/>
+          <w:lang w:eastAsia="ru-RU"/>
+          <w14:ligatures w14:val="none"/>
+        </w:rPr>
+      </w:pPr>
+      <m:oMath>
+        <m:d>
+          <m:dPr>
+            <m:ctrlPr>
+              <w:rPr>
+                <w:rFonts w:ascii="Cambria Math" w:eastAsia="Times New Roman" w:hAnsi="Cambria Math" w:cs="Times New Roman"/>
+                <w:color w:val="000000"/>
+                <w:kern w:val="0"/>
+                <w:sz w:val="24"/>
+                <w:szCs w:val="24"/>
+                <w:lang w:eastAsia="ru-RU"/>
+                <w14:ligatures w14:val="none"/>
+              </w:rPr>
+            </m:ctrlPr>
+          </m:dPr>
+          <m:e>
+            <m:r>
+              <w:rPr>
+                <w:rFonts w:ascii="Cambria Math" w:eastAsia="Times New Roman" w:hAnsi="Cambria Math" w:cs="Times New Roman"/>
+                <w:color w:val="000000"/>
+                <w:kern w:val="0"/>
+                <w:sz w:val="24"/>
+                <w:szCs w:val="24"/>
+                <w:lang w:eastAsia="ru-RU"/>
+                <w14:ligatures w14:val="none"/>
+              </w:rPr>
+              <m:t>p</m:t>
+            </m:r>
+            <m:r>
+              <m:rPr>
+                <m:sty m:val="p"/>
+              </m:rPr>
+              <w:rPr>
+                <w:rFonts w:ascii="Cambria Math" w:eastAsia="Times New Roman" w:hAnsi="Cambria Math" w:cs="Times New Roman"/>
+                <w:color w:val="000000"/>
+                <w:kern w:val="0"/>
+                <w:sz w:val="24"/>
+                <w:szCs w:val="24"/>
+                <w:lang w:eastAsia="ru-RU"/>
+                <w14:ligatures w14:val="none"/>
+              </w:rPr>
+              <m:t>-32</m:t>
+            </m:r>
+          </m:e>
+        </m:d>
+        <m:d>
+          <m:dPr>
+            <m:ctrlPr>
+              <w:rPr>
+                <w:rFonts w:ascii="Cambria Math" w:eastAsia="Times New Roman" w:hAnsi="Cambria Math" w:cs="Times New Roman"/>
+                <w:color w:val="000000"/>
+                <w:kern w:val="0"/>
+                <w:sz w:val="24"/>
+                <w:szCs w:val="24"/>
+                <w:lang w:eastAsia="ru-RU"/>
+                <w14:ligatures w14:val="none"/>
+              </w:rPr>
+            </m:ctrlPr>
+          </m:dPr>
+          <m:e>
+            <m:r>
+              <m:rPr>
+                <m:sty m:val="p"/>
+              </m:rPr>
+              <w:rPr>
+                <w:rFonts w:ascii="Cambria Math" w:eastAsia="Times New Roman" w:hAnsi="Cambria Math" w:cs="Times New Roman"/>
+                <w:color w:val="000000"/>
+                <w:kern w:val="0"/>
+                <w:sz w:val="24"/>
+                <w:szCs w:val="24"/>
+                <w:lang w:eastAsia="ru-RU"/>
+                <w14:ligatures w14:val="none"/>
+              </w:rPr>
+              <m:t>362</m:t>
+            </m:r>
+            <m:sSup>
+              <m:sSupPr>
+                <m:ctrlPr>
+                  <w:rPr>
+                    <w:rFonts w:ascii="Cambria Math" w:eastAsia="Times New Roman" w:hAnsi="Cambria Math" w:cs="Times New Roman"/>
+                    <w:color w:val="000000"/>
+                    <w:kern w:val="0"/>
+                    <w:sz w:val="24"/>
+                    <w:szCs w:val="24"/>
+                    <w:lang w:eastAsia="ru-RU"/>
+                    <w14:ligatures w14:val="none"/>
+                  </w:rPr>
+                </m:ctrlPr>
+              </m:sSupPr>
+              <m:e>
+                <m:r>
+                  <w:rPr>
+                    <w:rFonts w:ascii="Cambria Math" w:eastAsia="Times New Roman" w:hAnsi="Cambria Math" w:cs="Times New Roman"/>
+                    <w:color w:val="000000"/>
+                    <w:kern w:val="0"/>
+                    <w:sz w:val="24"/>
+                    <w:szCs w:val="24"/>
+                    <w:lang w:eastAsia="ru-RU"/>
+                    <w14:ligatures w14:val="none"/>
+                  </w:rPr>
+                  <m:t>p</m:t>
+                </m:r>
+              </m:e>
+              <m:sup>
+                <m:r>
+                  <m:rPr>
+                    <m:sty m:val="p"/>
+                  </m:rPr>
+                  <w:rPr>
+                    <w:rFonts w:ascii="Cambria Math" w:eastAsia="Times New Roman" w:hAnsi="Cambria Math" w:cs="Times New Roman"/>
+                    <w:color w:val="000000"/>
+                    <w:kern w:val="0"/>
+                    <w:sz w:val="24"/>
+                    <w:szCs w:val="24"/>
+                    <w:lang w:eastAsia="ru-RU"/>
+                    <w14:ligatures w14:val="none"/>
+                  </w:rPr>
+                  <m:t>2</m:t>
+                </m:r>
+              </m:sup>
+            </m:sSup>
+            <m:r>
+              <m:rPr>
+                <m:sty m:val="p"/>
+              </m:rPr>
+              <w:rPr>
+                <w:rFonts w:ascii="Cambria Math" w:eastAsia="Times New Roman" w:hAnsi="Cambria Math" w:cs="Times New Roman"/>
+                <w:color w:val="000000"/>
+                <w:kern w:val="0"/>
+                <w:sz w:val="24"/>
+                <w:szCs w:val="24"/>
+                <w:lang w:eastAsia="ru-RU"/>
+                <w14:ligatures w14:val="none"/>
+              </w:rPr>
+              <m:t>-12</m:t>
+            </m:r>
+            <m:r>
+              <w:rPr>
+                <w:rFonts w:ascii="Cambria Math" w:eastAsia="Times New Roman" w:hAnsi="Cambria Math" w:cs="Times New Roman"/>
+                <w:color w:val="000000"/>
+                <w:kern w:val="0"/>
+                <w:sz w:val="24"/>
+                <w:szCs w:val="24"/>
+                <w:lang w:eastAsia="ru-RU"/>
+                <w14:ligatures w14:val="none"/>
+              </w:rPr>
+              <m:t>p</m:t>
+            </m:r>
+            <m:r>
+              <m:rPr>
+                <m:sty m:val="p"/>
+              </m:rPr>
+              <w:rPr>
+                <w:rFonts w:ascii="Cambria Math" w:eastAsia="Times New Roman" w:hAnsi="Cambria Math" w:cs="Times New Roman"/>
+                <w:color w:val="000000"/>
+                <w:kern w:val="0"/>
+                <w:sz w:val="24"/>
+                <w:szCs w:val="24"/>
+                <w:lang w:eastAsia="ru-RU"/>
+                <w14:ligatures w14:val="none"/>
+              </w:rPr>
+              <m:t>-343</m:t>
+            </m:r>
+          </m:e>
+        </m:d>
+        <m:r>
+          <m:rPr>
+            <m:sty m:val="p"/>
+          </m:rPr>
+          <w:rPr>
+            <w:rFonts w:ascii="Cambria Math" w:eastAsia="Times New Roman" w:hAnsi="Cambria Math" w:cs="Times New Roman"/>
+            <w:color w:val="000000"/>
+            <w:kern w:val="0"/>
+            <w:sz w:val="24"/>
+            <w:szCs w:val="24"/>
+            <w:lang w:eastAsia="ru-RU"/>
+            <w14:ligatures w14:val="none"/>
+          </w:rPr>
+          <m:t>=0</m:t>
+        </m:r>
+      </m:oMath>
+      <w:r>
+        <w:rPr>
+          <w:rFonts w:ascii="Times New Roman" w:eastAsia="Times New Roman" w:hAnsi="Times New Roman" w:cs="Times New Roman"/>
+          <w:color w:val="000000"/>
+          <w:kern w:val="0"/>
+          <w:sz w:val="24"/>
+          <w:szCs w:val="24"/>
+          <w:lang w:eastAsia="ru-RU"/>
+          <w14:ligatures w14:val="none"/>
+        </w:rPr>
+        <w:t>.</w:t>
+      </w:r>
+    </w:p>
+    <w:p>
+      <w:pPr>
+        <w:spacing w:after="14" w:line="240" w:lineRule="auto"/>
+        <w:ind w:right="270"/>
+        <w:rPr>
+          <w:rFonts w:ascii="Times New Roman" w:eastAsia="Times New Roman" w:hAnsi="Times New Roman" w:cs="Times New Roman"/>
+          <w:color w:val="000000"/>
+          <w:kern w:val="0"/>
+          <w:sz w:val="24"/>
+          <w:szCs w:val="24"/>
+          <w:lang w:eastAsia="ru-RU"/>
+          <w14:ligatures w14:val="none"/>
+        </w:rPr>
+      </w:pPr>
+      <w:r>
+        <w:rPr>
+          <w:rFonts w:ascii="Times New Roman" w:eastAsia="Times New Roman" w:hAnsi="Times New Roman" w:cs="Times New Roman"/>
+          <w:color w:val="000000"/>
+          <w:kern w:val="0"/>
+          <w:sz w:val="24"/>
+          <w:szCs w:val="24"/>
+          <w:lang w:eastAsia="ru-RU"/>
+          <w14:ligatures w14:val="none"/>
+        </w:rPr>
+        <w:t xml:space="preserve">Оставшиеся корни зависят от квадратного уравнения </w:t>
+      </w:r>
+      <m:oMath>
+        <m:r>
+          <m:rPr>
+            <m:sty m:val="p"/>
+          </m:rPr>
+          <w:rPr>
+            <w:rFonts w:ascii="Cambria Math" w:eastAsia="Times New Roman" w:hAnsi="Cambria Math" w:cs="Times New Roman"/>
+            <w:color w:val="000000"/>
+            <w:kern w:val="0"/>
+            <w:sz w:val="24"/>
+            <w:szCs w:val="24"/>
+            <w:lang w:eastAsia="ru-RU"/>
+            <w14:ligatures w14:val="none"/>
+          </w:rPr>
+          <m:t>362</m:t>
+        </m:r>
+        <m:sSup>
+          <m:sSupPr>
+            <m:ctrlPr>
+              <w:rPr>
+                <w:rFonts w:ascii="Cambria Math" w:eastAsia="Times New Roman" w:hAnsi="Cambria Math" w:cs="Times New Roman"/>
+                <w:color w:val="000000"/>
+                <w:kern w:val="0"/>
+                <w:sz w:val="24"/>
+                <w:szCs w:val="24"/>
+                <w:lang w:eastAsia="ru-RU"/>
+                <w14:ligatures w14:val="none"/>
+              </w:rPr>
+            </m:ctrlPr>
+          </m:sSupPr>
+          <m:e>
+            <m:r>
+              <w:rPr>
+                <w:rFonts w:ascii="Cambria Math" w:eastAsia="Times New Roman" w:hAnsi="Cambria Math" w:cs="Times New Roman"/>
+                <w:color w:val="000000"/>
+                <w:kern w:val="0"/>
+                <w:sz w:val="24"/>
+                <w:szCs w:val="24"/>
+                <w:lang w:eastAsia="ru-RU"/>
+                <w14:ligatures w14:val="none"/>
+              </w:rPr>
+              <m:t>p</m:t>
+            </m:r>
+          </m:e>
+          <m:sup>
+            <m:r>
+              <m:rPr>
+                <m:sty m:val="p"/>
+              </m:rPr>
+              <w:rPr>
+                <w:rFonts w:ascii="Cambria Math" w:eastAsia="Times New Roman" w:hAnsi="Cambria Math" w:cs="Times New Roman"/>
+                <w:color w:val="000000"/>
+                <w:kern w:val="0"/>
+                <w:sz w:val="24"/>
+                <w:szCs w:val="24"/>
+                <w:lang w:eastAsia="ru-RU"/>
+                <w14:ligatures w14:val="none"/>
+              </w:rPr>
+              <m:t>2</m:t>
+            </m:r>
+          </m:sup>
+        </m:sSup>
+        <m:r>
+          <m:rPr>
+            <m:sty m:val="p"/>
+          </m:rPr>
+          <w:rPr>
+            <w:rFonts w:ascii="Cambria Math" w:eastAsia="Times New Roman" w:hAnsi="Cambria Math" w:cs="Times New Roman"/>
+            <w:color w:val="000000"/>
+            <w:kern w:val="0"/>
+            <w:sz w:val="24"/>
+            <w:szCs w:val="24"/>
+            <w:lang w:eastAsia="ru-RU"/>
+            <w14:ligatures w14:val="none"/>
+          </w:rPr>
+          <m:t>-12</m:t>
+        </m:r>
+        <m:r>
+          <w:rPr>
+            <w:rFonts w:ascii="Cambria Math" w:eastAsia="Times New Roman" w:hAnsi="Cambria Math" w:cs="Times New Roman"/>
+            <w:color w:val="000000"/>
+            <w:kern w:val="0"/>
+            <w:sz w:val="24"/>
+            <w:szCs w:val="24"/>
+            <w:lang w:eastAsia="ru-RU"/>
+            <w14:ligatures w14:val="none"/>
+          </w:rPr>
+          <m:t>p</m:t>
+        </m:r>
+        <m:r>
+          <m:rPr>
+            <m:sty m:val="p"/>
+          </m:rPr>
+          <w:rPr>
+            <w:rFonts w:ascii="Cambria Math" w:eastAsia="Times New Roman" w:hAnsi="Cambria Math" w:cs="Times New Roman"/>
+            <w:color w:val="000000"/>
+            <w:kern w:val="0"/>
+            <w:sz w:val="24"/>
+            <w:szCs w:val="24"/>
+            <w:lang w:eastAsia="ru-RU"/>
+            <w14:ligatures w14:val="none"/>
+          </w:rPr>
+          <m:t>-343=0</m:t>
+        </m:r>
+      </m:oMath>
+      <w:r>
+        <w:rPr>
+          <w:rFonts w:ascii="Times New Roman" w:eastAsia="Times New Roman" w:hAnsi="Times New Roman" w:cs="Times New Roman"/>
+          <w:color w:val="000000"/>
+          <w:kern w:val="0"/>
+          <w:sz w:val="24"/>
+          <w:szCs w:val="24"/>
+          <w:lang w:eastAsia="ru-RU"/>
+          <w14:ligatures w14:val="none"/>
+        </w:rPr>
+        <w:t xml:space="preserve">. Согласно теореме Виета, произведение корней этого квадратного уравнения равно </w:t>
+      </w:r>
+      <m:oMath>
+        <m:f>
+          <m:fPr>
+            <m:ctrlPr>
+              <w:rPr>
+                <w:rFonts w:ascii="Cambria Math" w:eastAsia="Times New Roman" w:hAnsi="Cambria Math" w:cs="Times New Roman"/>
+                <w:color w:val="000000"/>
+                <w:kern w:val="0"/>
+                <w:sz w:val="24"/>
+                <w:szCs w:val="24"/>
+                <w:lang w:eastAsia="ru-RU"/>
+                <w14:ligatures w14:val="none"/>
+              </w:rPr>
+            </m:ctrlPr>
+          </m:fPr>
+          <m:num>
+            <m:r>
+              <w:rPr>
+                <w:rFonts w:ascii="Cambria Math" w:eastAsia="Times New Roman" w:hAnsi="Cambria Math" w:cs="Times New Roman"/>
+                <w:color w:val="000000"/>
+                <w:kern w:val="0"/>
+                <w:sz w:val="24"/>
+                <w:szCs w:val="24"/>
+                <w:lang w:eastAsia="ru-RU"/>
+                <w14:ligatures w14:val="none"/>
+              </w:rPr>
+              <m:t>c</m:t>
+            </m:r>
+          </m:num>
+          <m:den>
+            <m:r>
+              <w:rPr>
+                <w:rFonts w:ascii="Cambria Math" w:eastAsia="Times New Roman" w:hAnsi="Cambria Math" w:cs="Times New Roman"/>
+                <w:color w:val="000000"/>
+                <w:kern w:val="0"/>
+                <w:sz w:val="24"/>
+                <w:szCs w:val="24"/>
+                <w:lang w:eastAsia="ru-RU"/>
+                <w14:ligatures w14:val="none"/>
+              </w:rPr>
+              <m:t>a</m:t>
+            </m:r>
+          </m:den>
+        </m:f>
+      </m:oMath>
+      <w:r>
+        <w:rPr>
+          <w:rFonts w:ascii="Times New Roman" w:eastAsia="Times New Roman" w:hAnsi="Times New Roman" w:cs="Times New Roman"/>
+          <w:color w:val="000000"/>
+          <w:kern w:val="0"/>
+          <w:sz w:val="24"/>
+          <w:szCs w:val="24"/>
+          <w:lang w:eastAsia="ru-RU"/>
+          <w14:ligatures w14:val="none"/>
+        </w:rPr>
+        <w:t xml:space="preserve">, то есть </w:t>
+      </w:r>
+      <m:oMath>
+        <m:r>
+          <m:rPr>
+            <m:sty m:val="p"/>
+          </m:rPr>
+          <w:rPr>
+            <w:rFonts w:ascii="Cambria Math" w:eastAsia="Times New Roman" w:hAnsi="Cambria Math" w:cs="Times New Roman"/>
+            <w:color w:val="000000"/>
+            <w:kern w:val="0"/>
+            <w:sz w:val="24"/>
+            <w:szCs w:val="24"/>
+            <w:lang w:eastAsia="ru-RU"/>
+            <w14:ligatures w14:val="none"/>
+          </w:rPr>
+          <m:t>-</m:t>
+        </m:r>
+        <m:f>
+          <m:fPr>
+            <m:ctrlPr>
+              <w:rPr>
+                <w:rFonts w:ascii="Cambria Math" w:eastAsia="Times New Roman" w:hAnsi="Cambria Math" w:cs="Times New Roman"/>
+                <w:color w:val="000000"/>
+                <w:kern w:val="0"/>
+                <w:sz w:val="24"/>
+                <w:szCs w:val="24"/>
+                <w:lang w:eastAsia="ru-RU"/>
+                <w14:ligatures w14:val="none"/>
+              </w:rPr>
+            </m:ctrlPr>
+          </m:fPr>
+          <m:num>
+            <m:r>
+              <m:rPr>
+                <m:sty m:val="p"/>
+              </m:rPr>
+              <w:rPr>
+                <w:rFonts w:ascii="Cambria Math" w:eastAsia="Times New Roman" w:hAnsi="Cambria Math" w:cs="Times New Roman"/>
+                <w:color w:val="000000"/>
+                <w:kern w:val="0"/>
+                <w:sz w:val="24"/>
+                <w:szCs w:val="24"/>
+                <w:lang w:eastAsia="ru-RU"/>
+                <w14:ligatures w14:val="none"/>
+              </w:rPr>
+              <m:t>343</m:t>
+            </m:r>
+          </m:num>
+          <m:den>
+            <m:r>
+              <m:rPr>
+                <m:sty m:val="p"/>
+              </m:rPr>
+              <w:rPr>
+                <w:rFonts w:ascii="Cambria Math" w:eastAsia="Times New Roman" w:hAnsi="Cambria Math" w:cs="Times New Roman"/>
+                <w:color w:val="000000"/>
+                <w:kern w:val="0"/>
+                <w:sz w:val="24"/>
+                <w:szCs w:val="24"/>
+                <w:lang w:eastAsia="ru-RU"/>
+                <w14:ligatures w14:val="none"/>
+              </w:rPr>
+              <m:t>362</m:t>
+            </m:r>
+          </m:den>
+        </m:f>
+      </m:oMath>
+      <w:r>
+        <w:rPr>
+          <w:rFonts w:ascii="Times New Roman" w:eastAsia="Times New Roman" w:hAnsi="Times New Roman" w:cs="Times New Roman"/>
+          <w:color w:val="000000"/>
+          <w:kern w:val="0"/>
+          <w:sz w:val="24"/>
+          <w:szCs w:val="24"/>
+          <w:lang w:eastAsia="ru-RU"/>
+          <w14:ligatures w14:val="none"/>
+        </w:rPr>
+        <w:t>. Полученное произведение является отрицательной дробью в диапазоне от -1 до 0. Это аналитически доказывает, что один из оставшихся корней является отрицательным, а второй — положительным дробным числом меньше единицы.</w:t>
+      </w:r>
+    </w:p>
+    <w:p>
+      <w:pPr>
+        <w:spacing w:after="14" w:line="240" w:lineRule="auto"/>
+        <w:ind w:right="270"/>
+        <w:rPr>
+          <w:rFonts w:ascii="Times New Roman" w:eastAsia="Times New Roman" w:hAnsi="Times New Roman" w:cs="Times New Roman"/>
+          <w:color w:val="000000"/>
+          <w:kern w:val="0"/>
+          <w:sz w:val="24"/>
+          <w:szCs w:val="24"/>
+          <w:lang w:eastAsia="ru-RU"/>
+          <w14:ligatures w14:val="none"/>
+        </w:rPr>
+      </w:pPr>
+      <w:r>
+        <w:rPr>
+          <w:rFonts w:ascii="Times New Roman" w:eastAsia="Times New Roman" w:hAnsi="Times New Roman" w:cs="Times New Roman"/>
+          <w:color w:val="000000"/>
+          <w:kern w:val="0"/>
+          <w:sz w:val="24"/>
+          <w:szCs w:val="24"/>
+          <w:lang w:eastAsia="ru-RU"/>
+          <w14:ligatures w14:val="none"/>
+        </w:rPr>
+        <w:t xml:space="preserve">Поскольку основанием позиционной системы счисления может быть только натуральное число </w:t>
+      </w:r>
+      <m:oMath>
+        <m:r>
+          <w:rPr>
+            <w:rFonts w:ascii="Cambria Math" w:eastAsia="Times New Roman" w:hAnsi="Cambria Math" w:cs="Times New Roman"/>
+            <w:color w:val="000000"/>
+            <w:kern w:val="0"/>
+            <w:sz w:val="24"/>
+            <w:szCs w:val="24"/>
+            <w:lang w:eastAsia="ru-RU"/>
+            <w14:ligatures w14:val="none"/>
+          </w:rPr>
+          <m:t>p</m:t>
+        </m:r>
+        <m:r>
+          <m:rPr>
+            <m:sty m:val="p"/>
+          </m:rPr>
+          <w:rPr>
+            <w:rFonts w:ascii="Cambria Math" w:eastAsia="Times New Roman" w:hAnsi="Cambria Math" w:cs="Times New Roman"/>
+            <w:color w:val="000000"/>
+            <w:kern w:val="0"/>
+            <w:sz w:val="24"/>
+            <w:szCs w:val="24"/>
+            <w:lang w:eastAsia="ru-RU"/>
+            <w14:ligatures w14:val="none"/>
+          </w:rPr>
+          <m:t>≥2</m:t>
+        </m:r>
+      </m:oMath>
+      <w:r>
+        <w:rPr>
+          <w:rFonts w:ascii="Times New Roman" w:eastAsia="Times New Roman" w:hAnsi="Times New Roman" w:cs="Times New Roman"/>
+          <w:color w:val="000000"/>
+          <w:kern w:val="0"/>
+          <w:sz w:val="24"/>
+          <w:szCs w:val="24"/>
+          <w:lang w:eastAsia="ru-RU"/>
+          <w14:ligatures w14:val="none"/>
+        </w:rPr>
+        <w:t xml:space="preserve">, ни один из корней квадратного уравнения физически не может подойти под условия задачи. Следовательно, других допустимых оснований не существует, и задача имеет строго единственное решение </w:t>
+      </w:r>
+      <m:oMath>
+        <m:r>
+          <w:rPr>
+            <w:rFonts w:ascii="Cambria Math" w:eastAsia="Times New Roman" w:hAnsi="Cambria Math" w:cs="Times New Roman"/>
+            <w:color w:val="000000"/>
+            <w:kern w:val="0"/>
+            <w:sz w:val="24"/>
+            <w:szCs w:val="24"/>
+            <w:lang w:eastAsia="ru-RU"/>
+            <w14:ligatures w14:val="none"/>
+          </w:rPr>
+          <m:t>p</m:t>
+        </m:r>
+        <m:r>
+          <m:rPr>
+            <m:sty m:val="p"/>
+          </m:rPr>
+          <w:rPr>
+            <w:rFonts w:ascii="Cambria Math" w:eastAsia="Times New Roman" w:hAnsi="Cambria Math" w:cs="Times New Roman"/>
+            <w:color w:val="000000"/>
+            <w:kern w:val="0"/>
+            <w:sz w:val="24"/>
+            <w:szCs w:val="24"/>
+            <w:lang w:eastAsia="ru-RU"/>
+            <w14:ligatures w14:val="none"/>
+          </w:rPr>
+          <m:t>=32</m:t>
+        </m:r>
+      </m:oMath>
+      <w:r>
+        <w:rPr>
+          <w:rFonts w:ascii="Times New Roman" w:eastAsia="Times New Roman" w:hAnsi="Times New Roman" w:cs="Times New Roman"/>
+          <w:color w:val="000000"/>
+          <w:kern w:val="0"/>
+          <w:sz w:val="24"/>
+          <w:szCs w:val="24"/>
+          <w:lang w:eastAsia="ru-RU"/>
+          <w14:ligatures w14:val="none"/>
+        </w:rPr>
+        <w:t>.</w:t>
+      </w:r>
     </w:p>
     <w:p>
       <w:pPr>
@@ -4919,10 +5848,1785 @@
           <w14:ligatures w14:val="none"/>
         </w:rPr>
       </w:pPr>
+      <w:r>
+        <w:rPr>
+          <w:rFonts w:ascii="Times New Roman" w:eastAsia="Times New Roman" w:hAnsi="Times New Roman" w:cs="Times New Roman"/>
+          <w:color w:val="000000"/>
+          <w:kern w:val="0"/>
+          <w:sz w:val="24"/>
+          <w:szCs w:val="24"/>
+          <w:lang w:eastAsia="ru-RU"/>
+          <w14:ligatures w14:val="none"/>
+        </w:rPr>
+        <w:t>Вывод</w:t>
+      </w:r>
+      <w:proofErr w:type="gramStart"/>
+      <w:r>
+        <w:rPr>
+          <w:rFonts w:ascii="Times New Roman" w:eastAsia="Times New Roman" w:hAnsi="Times New Roman" w:cs="Times New Roman"/>
+          <w:color w:val="000000"/>
+          <w:kern w:val="0"/>
+          <w:sz w:val="24"/>
+          <w:szCs w:val="24"/>
+          <w:lang w:eastAsia="ru-RU"/>
+          <w14:ligatures w14:val="none"/>
+        </w:rPr>
+        <w:t xml:space="preserve">: </w:t>
+      </w:r>
+      <w:r>
+        <w:rPr>
+          <w:rFonts w:ascii="Times New Roman" w:eastAsia="Times New Roman" w:hAnsi="Times New Roman" w:cs="Times New Roman"/>
+          <w:color w:val="000000"/>
+          <w:kern w:val="0"/>
+          <w:sz w:val="24"/>
+          <w:szCs w:val="24"/>
+          <w:lang w:eastAsia="ru-RU"/>
+          <w14:ligatures w14:val="none"/>
+        </w:rPr>
+        <w:t>В ходе</w:t>
+      </w:r>
+      <w:proofErr w:type="gramEnd"/>
+      <w:r>
+        <w:rPr>
+          <w:rFonts w:ascii="Times New Roman" w:eastAsia="Times New Roman" w:hAnsi="Times New Roman" w:cs="Times New Roman"/>
+          <w:color w:val="000000"/>
+          <w:kern w:val="0"/>
+          <w:sz w:val="24"/>
+          <w:szCs w:val="24"/>
+          <w:lang w:eastAsia="ru-RU"/>
+          <w14:ligatures w14:val="none"/>
+        </w:rPr>
+        <w:t xml:space="preserve"> выполнения практической работы были закреплены навыки анализа позиционных систем счисления и перевода чисел с неизвестным основанием в десятичную систему. На основе исходного арифметического равенства была построена математическая модель, сводящаяся к решению кубического уравнения. Аналитическим путем (с использованием теоремы Виета и факторизации многочлена) было доказано, что для заданных параметров существует ровно одно допустимое основание системы счисления, удовлетворяющее всем условиям задачи. Проверка подстановкой подтвердила корректность найденного решения: </w:t>
+      </w:r>
+      <m:oMath>
+        <m:r>
+          <w:rPr>
+            <w:rFonts w:ascii="Cambria Math" w:eastAsia="Times New Roman" w:hAnsi="Cambria Math" w:cs="Times New Roman"/>
+            <w:color w:val="000000"/>
+            <w:kern w:val="0"/>
+            <w:sz w:val="24"/>
+            <w:szCs w:val="24"/>
+            <w:lang w:eastAsia="ru-RU"/>
+            <w14:ligatures w14:val="none"/>
+          </w:rPr>
+          <m:t>p=32</m:t>
+        </m:r>
+      </m:oMath>
+      <w:r>
+        <w:rPr>
+          <w:rFonts w:ascii="Times New Roman" w:eastAsia="Times New Roman" w:hAnsi="Times New Roman" w:cs="Times New Roman"/>
+          <w:color w:val="000000"/>
+          <w:kern w:val="0"/>
+          <w:sz w:val="24"/>
+          <w:szCs w:val="24"/>
+          <w:lang w:eastAsia="ru-RU"/>
+          <w14:ligatures w14:val="none"/>
+        </w:rPr>
+        <w:t>.</w:t>
+      </w:r>
+    </w:p>
+    <w:p>
+      <w:pPr>
+        <w:spacing w:after="14" w:line="240" w:lineRule="auto"/>
+        <w:ind w:right="270" w:firstLine="709"/>
+        <w:jc w:val="both"/>
+        <w:rPr>
+          <w:rFonts w:ascii="Times New Roman" w:eastAsia="Times New Roman" w:hAnsi="Times New Roman" w:cs="Times New Roman"/>
+          <w:color w:val="000000"/>
+          <w:kern w:val="0"/>
+          <w:sz w:val="24"/>
+          <w:szCs w:val="24"/>
+          <w:lang w:eastAsia="ru-RU"/>
+          <w14:ligatures w14:val="none"/>
+        </w:rPr>
+      </w:pPr>
+    </w:p>
+    <w:p>
+      <w:pPr>
+        <w:spacing w:after="14" w:line="240" w:lineRule="auto"/>
+        <w:ind w:right="270" w:firstLine="709"/>
+        <w:jc w:val="both"/>
+        <w:rPr>
+          <w:rFonts w:ascii="Times New Roman" w:eastAsia="Times New Roman" w:hAnsi="Times New Roman" w:cs="Times New Roman"/>
+          <w:color w:val="000000"/>
+          <w:kern w:val="0"/>
+          <w:sz w:val="24"/>
+          <w:szCs w:val="24"/>
+          <w:lang w:eastAsia="ru-RU"/>
+          <w14:ligatures w14:val="none"/>
+        </w:rPr>
+      </w:pPr>
+      <w:r>
+        <w:rPr>
+          <w:rFonts w:ascii="Times New Roman" w:eastAsia="Times New Roman" w:hAnsi="Times New Roman" w:cs="Times New Roman"/>
+          <w:color w:val="000000"/>
+          <w:kern w:val="0"/>
+          <w:sz w:val="24"/>
+          <w:szCs w:val="24"/>
+          <w:lang w:eastAsia="ru-RU"/>
+          <w14:ligatures w14:val="none"/>
+        </w:rPr>
+        <w:t>Для общего случая:</w:t>
+      </w:r>
+    </w:p>
+    <w:p>
+      <w:pPr>
+        <w:spacing w:after="14" w:line="240" w:lineRule="auto"/>
+        <w:ind w:right="270" w:firstLine="709"/>
+        <w:jc w:val="both"/>
+        <w:rPr>
+          <w:rFonts w:ascii="Times New Roman" w:eastAsia="Times New Roman" w:hAnsi="Times New Roman" w:cs="Times New Roman"/>
+          <w:color w:val="000000"/>
+          <w:kern w:val="0"/>
+          <w:sz w:val="24"/>
+          <w:szCs w:val="24"/>
+          <w:lang w:eastAsia="ru-RU"/>
+          <w14:ligatures w14:val="none"/>
+        </w:rPr>
+      </w:pPr>
+      <w:r>
+        <w:rPr>
+          <w:rFonts w:ascii="Times New Roman" w:eastAsia="Times New Roman" w:hAnsi="Times New Roman" w:cs="Times New Roman"/>
+          <w:color w:val="000000"/>
+          <w:kern w:val="0"/>
+          <w:sz w:val="24"/>
+          <w:szCs w:val="24"/>
+          <w:lang w:eastAsia="ru-RU"/>
+          <w14:ligatures w14:val="none"/>
+        </w:rPr>
+        <w:t>После подстановки разложений чисел и приведения подобных слагаемых исходное арифметическое равенство сводится к алгебраическому уравнению с целыми коэффициентами вида:</w:t>
+      </w:r>
+    </w:p>
+    <w:p>
+      <w:pPr>
+        <w:spacing w:after="14" w:line="240" w:lineRule="auto"/>
+        <w:ind w:right="270" w:firstLine="709"/>
+        <w:jc w:val="both"/>
+        <w:rPr>
+          <w:rFonts w:ascii="Times New Roman" w:eastAsia="Times New Roman" w:hAnsi="Times New Roman" w:cs="Times New Roman"/>
+          <w:color w:val="000000"/>
+          <w:kern w:val="0"/>
+          <w:sz w:val="24"/>
+          <w:szCs w:val="24"/>
+          <w:lang w:eastAsia="ru-RU"/>
+          <w14:ligatures w14:val="none"/>
+        </w:rPr>
+      </w:pPr>
+      <m:oMath>
+        <m:sSub>
+          <m:sSubPr>
+            <m:ctrlPr>
+              <w:rPr>
+                <w:rFonts w:ascii="Cambria Math" w:eastAsia="Times New Roman" w:hAnsi="Cambria Math" w:cs="Times New Roman"/>
+                <w:color w:val="000000"/>
+                <w:kern w:val="0"/>
+                <w:sz w:val="24"/>
+                <w:szCs w:val="24"/>
+                <w:lang w:eastAsia="ru-RU"/>
+                <w14:ligatures w14:val="none"/>
+              </w:rPr>
+            </m:ctrlPr>
+          </m:sSubPr>
+          <m:e>
+            <m:r>
+              <w:rPr>
+                <w:rFonts w:ascii="Cambria Math" w:eastAsia="Times New Roman" w:hAnsi="Cambria Math" w:cs="Times New Roman"/>
+                <w:color w:val="000000"/>
+                <w:kern w:val="0"/>
+                <w:sz w:val="24"/>
+                <w:szCs w:val="24"/>
+                <w:lang w:eastAsia="ru-RU"/>
+                <w14:ligatures w14:val="none"/>
+              </w:rPr>
+              <m:t>A</m:t>
+            </m:r>
+          </m:e>
+          <m:sub>
+            <m:r>
+              <w:rPr>
+                <w:rFonts w:ascii="Cambria Math" w:eastAsia="Times New Roman" w:hAnsi="Cambria Math" w:cs="Times New Roman"/>
+                <w:color w:val="000000"/>
+                <w:kern w:val="0"/>
+                <w:sz w:val="24"/>
+                <w:szCs w:val="24"/>
+                <w:lang w:eastAsia="ru-RU"/>
+                <w14:ligatures w14:val="none"/>
+              </w:rPr>
+              <m:t>n</m:t>
+            </m:r>
+          </m:sub>
+        </m:sSub>
+        <m:sSup>
+          <m:sSupPr>
+            <m:ctrlPr>
+              <w:rPr>
+                <w:rFonts w:ascii="Cambria Math" w:eastAsia="Times New Roman" w:hAnsi="Cambria Math" w:cs="Times New Roman"/>
+                <w:color w:val="000000"/>
+                <w:kern w:val="0"/>
+                <w:sz w:val="24"/>
+                <w:szCs w:val="24"/>
+                <w:lang w:eastAsia="ru-RU"/>
+                <w14:ligatures w14:val="none"/>
+              </w:rPr>
+            </m:ctrlPr>
+          </m:sSupPr>
+          <m:e>
+            <m:r>
+              <w:rPr>
+                <w:rFonts w:ascii="Cambria Math" w:eastAsia="Times New Roman" w:hAnsi="Cambria Math" w:cs="Times New Roman"/>
+                <w:color w:val="000000"/>
+                <w:kern w:val="0"/>
+                <w:sz w:val="24"/>
+                <w:szCs w:val="24"/>
+                <w:lang w:eastAsia="ru-RU"/>
+                <w14:ligatures w14:val="none"/>
+              </w:rPr>
+              <m:t>p</m:t>
+            </m:r>
+          </m:e>
+          <m:sup>
+            <m:r>
+              <w:rPr>
+                <w:rFonts w:ascii="Cambria Math" w:eastAsia="Times New Roman" w:hAnsi="Cambria Math" w:cs="Times New Roman"/>
+                <w:color w:val="000000"/>
+                <w:kern w:val="0"/>
+                <w:sz w:val="24"/>
+                <w:szCs w:val="24"/>
+                <w:lang w:eastAsia="ru-RU"/>
+                <w14:ligatures w14:val="none"/>
+              </w:rPr>
+              <m:t>n</m:t>
+            </m:r>
+          </m:sup>
+        </m:sSup>
+        <m:r>
+          <w:rPr>
+            <w:rFonts w:ascii="Cambria Math" w:eastAsia="Times New Roman" w:hAnsi="Cambria Math" w:cs="Times New Roman"/>
+            <w:color w:val="000000"/>
+            <w:kern w:val="0"/>
+            <w:sz w:val="24"/>
+            <w:szCs w:val="24"/>
+            <w:lang w:eastAsia="ru-RU"/>
+            <w14:ligatures w14:val="none"/>
+          </w:rPr>
+          <m:t>+</m:t>
+        </m:r>
+        <m:sSub>
+          <m:sSubPr>
+            <m:ctrlPr>
+              <w:rPr>
+                <w:rFonts w:ascii="Cambria Math" w:eastAsia="Times New Roman" w:hAnsi="Cambria Math" w:cs="Times New Roman"/>
+                <w:color w:val="000000"/>
+                <w:kern w:val="0"/>
+                <w:sz w:val="24"/>
+                <w:szCs w:val="24"/>
+                <w:lang w:eastAsia="ru-RU"/>
+                <w14:ligatures w14:val="none"/>
+              </w:rPr>
+            </m:ctrlPr>
+          </m:sSubPr>
+          <m:e>
+            <m:r>
+              <w:rPr>
+                <w:rFonts w:ascii="Cambria Math" w:eastAsia="Times New Roman" w:hAnsi="Cambria Math" w:cs="Times New Roman"/>
+                <w:color w:val="000000"/>
+                <w:kern w:val="0"/>
+                <w:sz w:val="24"/>
+                <w:szCs w:val="24"/>
+                <w:lang w:eastAsia="ru-RU"/>
+                <w14:ligatures w14:val="none"/>
+              </w:rPr>
+              <m:t>A</m:t>
+            </m:r>
+          </m:e>
+          <m:sub>
+            <m:r>
+              <w:rPr>
+                <w:rFonts w:ascii="Cambria Math" w:eastAsia="Times New Roman" w:hAnsi="Cambria Math" w:cs="Times New Roman"/>
+                <w:color w:val="000000"/>
+                <w:kern w:val="0"/>
+                <w:sz w:val="24"/>
+                <w:szCs w:val="24"/>
+                <w:lang w:eastAsia="ru-RU"/>
+                <w14:ligatures w14:val="none"/>
+              </w:rPr>
+              <m:t>n-1</m:t>
+            </m:r>
+          </m:sub>
+        </m:sSub>
+        <m:sSup>
+          <m:sSupPr>
+            <m:ctrlPr>
+              <w:rPr>
+                <w:rFonts w:ascii="Cambria Math" w:eastAsia="Times New Roman" w:hAnsi="Cambria Math" w:cs="Times New Roman"/>
+                <w:color w:val="000000"/>
+                <w:kern w:val="0"/>
+                <w:sz w:val="24"/>
+                <w:szCs w:val="24"/>
+                <w:lang w:eastAsia="ru-RU"/>
+                <w14:ligatures w14:val="none"/>
+              </w:rPr>
+            </m:ctrlPr>
+          </m:sSupPr>
+          <m:e>
+            <m:r>
+              <w:rPr>
+                <w:rFonts w:ascii="Cambria Math" w:eastAsia="Times New Roman" w:hAnsi="Cambria Math" w:cs="Times New Roman"/>
+                <w:color w:val="000000"/>
+                <w:kern w:val="0"/>
+                <w:sz w:val="24"/>
+                <w:szCs w:val="24"/>
+                <w:lang w:eastAsia="ru-RU"/>
+                <w14:ligatures w14:val="none"/>
+              </w:rPr>
+              <m:t>p</m:t>
+            </m:r>
+          </m:e>
+          <m:sup>
+            <m:r>
+              <w:rPr>
+                <w:rFonts w:ascii="Cambria Math" w:eastAsia="Times New Roman" w:hAnsi="Cambria Math" w:cs="Times New Roman"/>
+                <w:color w:val="000000"/>
+                <w:kern w:val="0"/>
+                <w:sz w:val="24"/>
+                <w:szCs w:val="24"/>
+                <w:lang w:eastAsia="ru-RU"/>
+                <w14:ligatures w14:val="none"/>
+              </w:rPr>
+              <m:t>n-1</m:t>
+            </m:r>
+          </m:sup>
+        </m:sSup>
+        <m:r>
+          <w:rPr>
+            <w:rFonts w:ascii="Cambria Math" w:eastAsia="Times New Roman" w:hAnsi="Cambria Math" w:cs="Times New Roman"/>
+            <w:color w:val="000000"/>
+            <w:kern w:val="0"/>
+            <w:sz w:val="24"/>
+            <w:szCs w:val="24"/>
+            <w:lang w:eastAsia="ru-RU"/>
+            <w14:ligatures w14:val="none"/>
+          </w:rPr>
+          <m:t>+…+</m:t>
+        </m:r>
+        <m:sSub>
+          <m:sSubPr>
+            <m:ctrlPr>
+              <w:rPr>
+                <w:rFonts w:ascii="Cambria Math" w:eastAsia="Times New Roman" w:hAnsi="Cambria Math" w:cs="Times New Roman"/>
+                <w:color w:val="000000"/>
+                <w:kern w:val="0"/>
+                <w:sz w:val="24"/>
+                <w:szCs w:val="24"/>
+                <w:lang w:eastAsia="ru-RU"/>
+                <w14:ligatures w14:val="none"/>
+              </w:rPr>
+            </m:ctrlPr>
+          </m:sSubPr>
+          <m:e>
+            <m:r>
+              <w:rPr>
+                <w:rFonts w:ascii="Cambria Math" w:eastAsia="Times New Roman" w:hAnsi="Cambria Math" w:cs="Times New Roman"/>
+                <w:color w:val="000000"/>
+                <w:kern w:val="0"/>
+                <w:sz w:val="24"/>
+                <w:szCs w:val="24"/>
+                <w:lang w:eastAsia="ru-RU"/>
+                <w14:ligatures w14:val="none"/>
+              </w:rPr>
+              <m:t>A</m:t>
+            </m:r>
+          </m:e>
+          <m:sub>
+            <m:r>
+              <w:rPr>
+                <w:rFonts w:ascii="Cambria Math" w:eastAsia="Times New Roman" w:hAnsi="Cambria Math" w:cs="Times New Roman"/>
+                <w:color w:val="000000"/>
+                <w:kern w:val="0"/>
+                <w:sz w:val="24"/>
+                <w:szCs w:val="24"/>
+                <w:lang w:eastAsia="ru-RU"/>
+                <w14:ligatures w14:val="none"/>
+              </w:rPr>
+              <m:t>1</m:t>
+            </m:r>
+          </m:sub>
+        </m:sSub>
+        <m:r>
+          <w:rPr>
+            <w:rFonts w:ascii="Cambria Math" w:eastAsia="Times New Roman" w:hAnsi="Cambria Math" w:cs="Times New Roman"/>
+            <w:color w:val="000000"/>
+            <w:kern w:val="0"/>
+            <w:sz w:val="24"/>
+            <w:szCs w:val="24"/>
+            <w:lang w:eastAsia="ru-RU"/>
+            <w14:ligatures w14:val="none"/>
+          </w:rPr>
+          <m:t>p+</m:t>
+        </m:r>
+        <m:sSub>
+          <m:sSubPr>
+            <m:ctrlPr>
+              <w:rPr>
+                <w:rFonts w:ascii="Cambria Math" w:eastAsia="Times New Roman" w:hAnsi="Cambria Math" w:cs="Times New Roman"/>
+                <w:color w:val="000000"/>
+                <w:kern w:val="0"/>
+                <w:sz w:val="24"/>
+                <w:szCs w:val="24"/>
+                <w:lang w:eastAsia="ru-RU"/>
+                <w14:ligatures w14:val="none"/>
+              </w:rPr>
+            </m:ctrlPr>
+          </m:sSubPr>
+          <m:e>
+            <m:r>
+              <w:rPr>
+                <w:rFonts w:ascii="Cambria Math" w:eastAsia="Times New Roman" w:hAnsi="Cambria Math" w:cs="Times New Roman"/>
+                <w:color w:val="000000"/>
+                <w:kern w:val="0"/>
+                <w:sz w:val="24"/>
+                <w:szCs w:val="24"/>
+                <w:lang w:eastAsia="ru-RU"/>
+                <w14:ligatures w14:val="none"/>
+              </w:rPr>
+              <m:t>A</m:t>
+            </m:r>
+          </m:e>
+          <m:sub>
+            <m:r>
+              <w:rPr>
+                <w:rFonts w:ascii="Cambria Math" w:eastAsia="Times New Roman" w:hAnsi="Cambria Math" w:cs="Times New Roman"/>
+                <w:color w:val="000000"/>
+                <w:kern w:val="0"/>
+                <w:sz w:val="24"/>
+                <w:szCs w:val="24"/>
+                <w:lang w:eastAsia="ru-RU"/>
+                <w14:ligatures w14:val="none"/>
+              </w:rPr>
+              <m:t>0</m:t>
+            </m:r>
+          </m:sub>
+        </m:sSub>
+        <m:r>
+          <w:rPr>
+            <w:rFonts w:ascii="Cambria Math" w:eastAsia="Times New Roman" w:hAnsi="Cambria Math" w:cs="Times New Roman"/>
+            <w:color w:val="000000"/>
+            <w:kern w:val="0"/>
+            <w:sz w:val="24"/>
+            <w:szCs w:val="24"/>
+            <w:lang w:eastAsia="ru-RU"/>
+            <w14:ligatures w14:val="none"/>
+          </w:rPr>
+          <m:t>=0</m:t>
+        </m:r>
+      </m:oMath>
+      <w:r>
+        <w:rPr>
+          <w:rFonts w:ascii="Times New Roman" w:eastAsia="Times New Roman" w:hAnsi="Times New Roman" w:cs="Times New Roman"/>
+          <w:color w:val="000000"/>
+          <w:kern w:val="0"/>
+          <w:sz w:val="24"/>
+          <w:szCs w:val="24"/>
+          <w:lang w:eastAsia="ru-RU"/>
+          <w14:ligatures w14:val="none"/>
+        </w:rPr>
+        <w:t xml:space="preserve">, где </w:t>
+      </w:r>
+      <m:oMath>
+        <m:sSub>
+          <m:sSubPr>
+            <m:ctrlPr>
+              <w:rPr>
+                <w:rFonts w:ascii="Cambria Math" w:eastAsia="Times New Roman" w:hAnsi="Cambria Math" w:cs="Times New Roman"/>
+                <w:color w:val="000000"/>
+                <w:kern w:val="0"/>
+                <w:sz w:val="24"/>
+                <w:szCs w:val="24"/>
+                <w:lang w:eastAsia="ru-RU"/>
+                <w14:ligatures w14:val="none"/>
+              </w:rPr>
+            </m:ctrlPr>
+          </m:sSubPr>
+          <m:e>
+            <m:r>
+              <w:rPr>
+                <w:rFonts w:ascii="Cambria Math" w:eastAsia="Times New Roman" w:hAnsi="Cambria Math" w:cs="Times New Roman"/>
+                <w:color w:val="000000"/>
+                <w:kern w:val="0"/>
+                <w:sz w:val="24"/>
+                <w:szCs w:val="24"/>
+                <w:lang w:eastAsia="ru-RU"/>
+                <w14:ligatures w14:val="none"/>
+              </w:rPr>
+              <m:t>A</m:t>
+            </m:r>
+          </m:e>
+          <m:sub>
+            <m:r>
+              <w:rPr>
+                <w:rFonts w:ascii="Cambria Math" w:eastAsia="Times New Roman" w:hAnsi="Cambria Math" w:cs="Times New Roman"/>
+                <w:color w:val="000000"/>
+                <w:kern w:val="0"/>
+                <w:sz w:val="24"/>
+                <w:szCs w:val="24"/>
+                <w:lang w:eastAsia="ru-RU"/>
+                <w14:ligatures w14:val="none"/>
+              </w:rPr>
+              <m:t>0</m:t>
+            </m:r>
+          </m:sub>
+        </m:sSub>
+      </m:oMath>
+      <w:r>
+        <w:rPr>
+          <w:rFonts w:ascii="Times New Roman" w:eastAsia="Times New Roman" w:hAnsi="Times New Roman" w:cs="Times New Roman"/>
+          <w:color w:val="000000"/>
+          <w:kern w:val="0"/>
+          <w:sz w:val="24"/>
+          <w:szCs w:val="24"/>
+          <w:lang w:eastAsia="ru-RU"/>
+          <w14:ligatures w14:val="none"/>
+        </w:rPr>
+        <w:t xml:space="preserve"> — свободный член.</w:t>
+      </w:r>
+    </w:p>
+    <w:p>
+      <w:pPr>
+        <w:spacing w:after="14" w:line="240" w:lineRule="auto"/>
+        <w:ind w:right="270" w:firstLine="709"/>
+        <w:jc w:val="both"/>
+        <w:rPr>
+          <w:rFonts w:ascii="Times New Roman" w:eastAsia="Times New Roman" w:hAnsi="Times New Roman" w:cs="Times New Roman"/>
+          <w:color w:val="000000"/>
+          <w:kern w:val="0"/>
+          <w:sz w:val="24"/>
+          <w:szCs w:val="24"/>
+          <w:lang w:eastAsia="ru-RU"/>
+          <w14:ligatures w14:val="none"/>
+        </w:rPr>
+      </w:pPr>
+      <w:r>
+        <w:rPr>
+          <w:rFonts w:ascii="Times New Roman" w:eastAsia="Times New Roman" w:hAnsi="Times New Roman" w:cs="Times New Roman"/>
+          <w:color w:val="000000"/>
+          <w:kern w:val="0"/>
+          <w:sz w:val="24"/>
+          <w:szCs w:val="24"/>
+          <w:lang w:eastAsia="ru-RU"/>
+          <w14:ligatures w14:val="none"/>
+        </w:rPr>
+        <w:t xml:space="preserve">Поскольку искомое основание системы счисления </w:t>
+      </w:r>
+      <m:oMath>
+        <m:r>
+          <w:rPr>
+            <w:rFonts w:ascii="Cambria Math" w:eastAsia="Times New Roman" w:hAnsi="Cambria Math" w:cs="Times New Roman"/>
+            <w:color w:val="000000"/>
+            <w:kern w:val="0"/>
+            <w:sz w:val="24"/>
+            <w:szCs w:val="24"/>
+            <w:lang w:eastAsia="ru-RU"/>
+            <w14:ligatures w14:val="none"/>
+          </w:rPr>
+          <m:t>p</m:t>
+        </m:r>
+      </m:oMath>
+      <w:r>
+        <w:rPr>
+          <w:rFonts w:ascii="Times New Roman" w:eastAsia="Times New Roman" w:hAnsi="Times New Roman" w:cs="Times New Roman"/>
+          <w:color w:val="000000"/>
+          <w:kern w:val="0"/>
+          <w:sz w:val="24"/>
+          <w:szCs w:val="24"/>
+          <w:lang w:eastAsia="ru-RU"/>
+          <w14:ligatures w14:val="none"/>
+        </w:rPr>
+        <w:t xml:space="preserve"> может быть только целым числом, согласно свойствам многочленов, оно </w:t>
+      </w:r>
+      <w:r>
+        <w:rPr>
+          <w:rFonts w:ascii="Times New Roman" w:eastAsia="Times New Roman" w:hAnsi="Times New Roman" w:cs="Times New Roman"/>
+          <w:b/>
+          <w:bCs/>
+          <w:color w:val="000000"/>
+          <w:kern w:val="0"/>
+          <w:sz w:val="24"/>
+          <w:szCs w:val="24"/>
+          <w:lang w:eastAsia="ru-RU"/>
+          <w14:ligatures w14:val="none"/>
+        </w:rPr>
+        <w:t xml:space="preserve">обязано быть делителем свободного члена </w:t>
+      </w:r>
+      <m:oMath>
+        <m:sSub>
+          <m:sSubPr>
+            <m:ctrlPr>
+              <w:rPr>
+                <w:rFonts w:ascii="Cambria Math" w:eastAsia="Times New Roman" w:hAnsi="Cambria Math" w:cs="Times New Roman"/>
+                <w:color w:val="000000"/>
+                <w:kern w:val="0"/>
+                <w:sz w:val="24"/>
+                <w:szCs w:val="24"/>
+                <w:lang w:eastAsia="ru-RU"/>
+                <w14:ligatures w14:val="none"/>
+              </w:rPr>
+            </m:ctrlPr>
+          </m:sSubPr>
+          <m:e>
+            <m:r>
+              <w:rPr>
+                <w:rFonts w:ascii="Cambria Math" w:eastAsia="Times New Roman" w:hAnsi="Cambria Math" w:cs="Times New Roman"/>
+                <w:color w:val="000000"/>
+                <w:kern w:val="0"/>
+                <w:sz w:val="24"/>
+                <w:szCs w:val="24"/>
+                <w:lang w:eastAsia="ru-RU"/>
+                <w14:ligatures w14:val="none"/>
+              </w:rPr>
+              <m:t>A</m:t>
+            </m:r>
+          </m:e>
+          <m:sub>
+            <m:r>
+              <w:rPr>
+                <w:rFonts w:ascii="Cambria Math" w:eastAsia="Times New Roman" w:hAnsi="Cambria Math" w:cs="Times New Roman"/>
+                <w:color w:val="000000"/>
+                <w:kern w:val="0"/>
+                <w:sz w:val="24"/>
+                <w:szCs w:val="24"/>
+                <w:lang w:eastAsia="ru-RU"/>
+                <w14:ligatures w14:val="none"/>
+              </w:rPr>
+              <m:t>0</m:t>
+            </m:r>
+          </m:sub>
+        </m:sSub>
+      </m:oMath>
+      <w:r>
+        <w:rPr>
+          <w:rFonts w:ascii="Times New Roman" w:eastAsia="Times New Roman" w:hAnsi="Times New Roman" w:cs="Times New Roman"/>
+          <w:color w:val="000000"/>
+          <w:kern w:val="0"/>
+          <w:sz w:val="24"/>
+          <w:szCs w:val="24"/>
+          <w:lang w:eastAsia="ru-RU"/>
+          <w14:ligatures w14:val="none"/>
+        </w:rPr>
+        <w:t xml:space="preserve">. Таким образом, количество решений строго зависит от делителей </w:t>
+      </w:r>
+      <m:oMath>
+        <m:sSub>
+          <m:sSubPr>
+            <m:ctrlPr>
+              <w:rPr>
+                <w:rFonts w:ascii="Cambria Math" w:eastAsia="Times New Roman" w:hAnsi="Cambria Math" w:cs="Times New Roman"/>
+                <w:color w:val="000000"/>
+                <w:kern w:val="0"/>
+                <w:sz w:val="24"/>
+                <w:szCs w:val="24"/>
+                <w:lang w:eastAsia="ru-RU"/>
+                <w14:ligatures w14:val="none"/>
+              </w:rPr>
+            </m:ctrlPr>
+          </m:sSubPr>
+          <m:e>
+            <m:r>
+              <w:rPr>
+                <w:rFonts w:ascii="Cambria Math" w:eastAsia="Times New Roman" w:hAnsi="Cambria Math" w:cs="Times New Roman"/>
+                <w:color w:val="000000"/>
+                <w:kern w:val="0"/>
+                <w:sz w:val="24"/>
+                <w:szCs w:val="24"/>
+                <w:lang w:eastAsia="ru-RU"/>
+                <w14:ligatures w14:val="none"/>
+              </w:rPr>
+              <m:t>A</m:t>
+            </m:r>
+          </m:e>
+          <m:sub>
+            <m:r>
+              <w:rPr>
+                <w:rFonts w:ascii="Cambria Math" w:eastAsia="Times New Roman" w:hAnsi="Cambria Math" w:cs="Times New Roman"/>
+                <w:color w:val="000000"/>
+                <w:kern w:val="0"/>
+                <w:sz w:val="24"/>
+                <w:szCs w:val="24"/>
+                <w:lang w:eastAsia="ru-RU"/>
+                <w14:ligatures w14:val="none"/>
+              </w:rPr>
+              <m:t>0</m:t>
+            </m:r>
+          </m:sub>
+        </m:sSub>
+      </m:oMath>
+      <w:r>
+        <w:rPr>
+          <w:rFonts w:ascii="Times New Roman" w:eastAsia="Times New Roman" w:hAnsi="Times New Roman" w:cs="Times New Roman"/>
+          <w:color w:val="000000"/>
+          <w:kern w:val="0"/>
+          <w:sz w:val="24"/>
+          <w:szCs w:val="24"/>
+          <w:lang w:eastAsia="ru-RU"/>
+          <w14:ligatures w14:val="none"/>
+        </w:rPr>
+        <w:t xml:space="preserve"> с учетом ограничения </w:t>
+      </w:r>
+      <m:oMath>
+        <m:r>
+          <w:rPr>
+            <w:rFonts w:ascii="Cambria Math" w:eastAsia="Times New Roman" w:hAnsi="Cambria Math" w:cs="Times New Roman"/>
+            <w:color w:val="000000"/>
+            <w:kern w:val="0"/>
+            <w:sz w:val="24"/>
+            <w:szCs w:val="24"/>
+            <w:lang w:eastAsia="ru-RU"/>
+            <w14:ligatures w14:val="none"/>
+          </w:rPr>
+          <m:t>p</m:t>
+        </m:r>
+        <m:r>
+          <m:rPr>
+            <m:sty m:val="p"/>
+          </m:rPr>
+          <w:rPr>
+            <w:rFonts w:ascii="Cambria Math" w:eastAsia="Times New Roman" w:hAnsi="Cambria Math" w:cs="Times New Roman"/>
+            <w:color w:val="000000"/>
+            <w:kern w:val="0"/>
+            <w:sz w:val="24"/>
+            <w:szCs w:val="24"/>
+            <w:lang w:eastAsia="ru-RU"/>
+            <w14:ligatures w14:val="none"/>
+          </w:rPr>
+          <m:t>∈</m:t>
+        </m:r>
+        <m:d>
+          <m:dPr>
+            <m:begChr m:val="["/>
+            <m:endChr m:val="]"/>
+            <m:ctrlPr>
+              <w:rPr>
+                <w:rFonts w:ascii="Cambria Math" w:eastAsia="Times New Roman" w:hAnsi="Cambria Math" w:cs="Times New Roman"/>
+                <w:color w:val="000000"/>
+                <w:kern w:val="0"/>
+                <w:sz w:val="24"/>
+                <w:szCs w:val="24"/>
+                <w:lang w:eastAsia="ru-RU"/>
+                <w14:ligatures w14:val="none"/>
+              </w:rPr>
+            </m:ctrlPr>
+          </m:dPr>
+          <m:e>
+            <m:sSub>
+              <m:sSubPr>
+                <m:ctrlPr>
+                  <w:rPr>
+                    <w:rFonts w:ascii="Cambria Math" w:eastAsia="Times New Roman" w:hAnsi="Cambria Math" w:cs="Times New Roman"/>
+                    <w:color w:val="000000"/>
+                    <w:kern w:val="0"/>
+                    <w:sz w:val="24"/>
+                    <w:szCs w:val="24"/>
+                    <w:lang w:eastAsia="ru-RU"/>
+                    <w14:ligatures w14:val="none"/>
+                  </w:rPr>
+                </m:ctrlPr>
+              </m:sSubPr>
+              <m:e>
+                <m:r>
+                  <w:rPr>
+                    <w:rFonts w:ascii="Cambria Math" w:eastAsia="Times New Roman" w:hAnsi="Cambria Math" w:cs="Times New Roman"/>
+                    <w:color w:val="000000"/>
+                    <w:kern w:val="0"/>
+                    <w:sz w:val="24"/>
+                    <w:szCs w:val="24"/>
+                    <w:lang w:eastAsia="ru-RU"/>
+                    <w14:ligatures w14:val="none"/>
+                  </w:rPr>
+                  <m:t>p</m:t>
+                </m:r>
+              </m:e>
+              <m:sub>
+                <m:r>
+                  <w:rPr>
+                    <w:rFonts w:ascii="Cambria Math" w:eastAsia="Times New Roman" w:hAnsi="Cambria Math" w:cs="Times New Roman"/>
+                    <w:color w:val="000000"/>
+                    <w:kern w:val="0"/>
+                    <w:sz w:val="24"/>
+                    <w:szCs w:val="24"/>
+                    <w:lang w:eastAsia="ru-RU"/>
+                    <w14:ligatures w14:val="none"/>
+                  </w:rPr>
+                  <m:t>min</m:t>
+                </m:r>
+              </m:sub>
+            </m:sSub>
+            <m:r>
+              <m:rPr>
+                <m:sty m:val="p"/>
+              </m:rPr>
+              <w:rPr>
+                <w:rFonts w:ascii="Cambria Math" w:eastAsia="Times New Roman" w:hAnsi="Cambria Math" w:cs="Times New Roman"/>
+                <w:color w:val="000000"/>
+                <w:kern w:val="0"/>
+                <w:sz w:val="24"/>
+                <w:szCs w:val="24"/>
+                <w:lang w:eastAsia="ru-RU"/>
+                <w14:ligatures w14:val="none"/>
+              </w:rPr>
+              <m:t>,36</m:t>
+            </m:r>
+          </m:e>
+        </m:d>
+      </m:oMath>
+      <w:r>
+        <w:rPr>
+          <w:rFonts w:ascii="Times New Roman" w:eastAsia="Times New Roman" w:hAnsi="Times New Roman" w:cs="Times New Roman"/>
+          <w:color w:val="000000"/>
+          <w:kern w:val="0"/>
+          <w:sz w:val="24"/>
+          <w:szCs w:val="24"/>
+          <w:lang w:eastAsia="ru-RU"/>
+          <w14:ligatures w14:val="none"/>
+        </w:rPr>
+        <w:t xml:space="preserve">, где </w:t>
+      </w:r>
+      <m:oMath>
+        <m:sSub>
+          <m:sSubPr>
+            <m:ctrlPr>
+              <w:rPr>
+                <w:rFonts w:ascii="Cambria Math" w:eastAsia="Times New Roman" w:hAnsi="Cambria Math" w:cs="Times New Roman"/>
+                <w:color w:val="000000"/>
+                <w:kern w:val="0"/>
+                <w:sz w:val="24"/>
+                <w:szCs w:val="24"/>
+                <w:lang w:eastAsia="ru-RU"/>
+                <w14:ligatures w14:val="none"/>
+              </w:rPr>
+            </m:ctrlPr>
+          </m:sSubPr>
+          <m:e>
+            <m:r>
+              <w:rPr>
+                <w:rFonts w:ascii="Cambria Math" w:eastAsia="Times New Roman" w:hAnsi="Cambria Math" w:cs="Times New Roman"/>
+                <w:color w:val="000000"/>
+                <w:kern w:val="0"/>
+                <w:sz w:val="24"/>
+                <w:szCs w:val="24"/>
+                <w:lang w:eastAsia="ru-RU"/>
+                <w14:ligatures w14:val="none"/>
+              </w:rPr>
+              <m:t>p</m:t>
+            </m:r>
+          </m:e>
+          <m:sub>
+            <m:r>
+              <w:rPr>
+                <w:rFonts w:ascii="Cambria Math" w:eastAsia="Times New Roman" w:hAnsi="Cambria Math" w:cs="Times New Roman"/>
+                <w:color w:val="000000"/>
+                <w:kern w:val="0"/>
+                <w:sz w:val="24"/>
+                <w:szCs w:val="24"/>
+                <w:lang w:eastAsia="ru-RU"/>
+                <w14:ligatures w14:val="none"/>
+              </w:rPr>
+              <m:t>min</m:t>
+            </m:r>
+          </m:sub>
+        </m:sSub>
+      </m:oMath>
+      <w:r>
+        <w:rPr>
+          <w:rFonts w:ascii="Times New Roman" w:eastAsia="Times New Roman" w:hAnsi="Times New Roman" w:cs="Times New Roman"/>
+          <w:color w:val="000000"/>
+          <w:kern w:val="0"/>
+          <w:sz w:val="24"/>
+          <w:szCs w:val="24"/>
+          <w:lang w:eastAsia="ru-RU"/>
+          <w14:ligatures w14:val="none"/>
+        </w:rPr>
+        <w:t xml:space="preserve"> зависит от максимальной цифры в условии.</w:t>
+      </w:r>
+    </w:p>
+    <w:p>
+      <w:pPr>
+        <w:tabs>
+          <w:tab w:val="num" w:pos="720"/>
+        </w:tabs>
+        <w:spacing w:after="14" w:line="240" w:lineRule="auto"/>
+        <w:ind w:right="270" w:firstLine="709"/>
+        <w:jc w:val="both"/>
+        <w:rPr>
+          <w:rFonts w:ascii="Times New Roman" w:eastAsia="Times New Roman" w:hAnsi="Times New Roman" w:cs="Times New Roman"/>
+          <w:color w:val="000000"/>
+          <w:kern w:val="0"/>
+          <w:sz w:val="24"/>
+          <w:szCs w:val="24"/>
+          <w:lang w:eastAsia="ru-RU"/>
+          <w14:ligatures w14:val="none"/>
+        </w:rPr>
+      </w:pPr>
+      <w:r>
+        <w:rPr>
+          <w:rFonts w:ascii="Times New Roman" w:eastAsia="Times New Roman" w:hAnsi="Times New Roman" w:cs="Times New Roman"/>
+          <w:color w:val="000000"/>
+          <w:kern w:val="0"/>
+          <w:sz w:val="24"/>
+          <w:szCs w:val="24"/>
+          <w:lang w:eastAsia="ru-RU"/>
+          <w14:ligatures w14:val="none"/>
+        </w:rPr>
+        <w:t>Единственное решение</w:t>
+      </w:r>
+      <w:proofErr w:type="gramStart"/>
+      <w:r>
+        <w:rPr>
+          <w:rFonts w:ascii="Times New Roman" w:eastAsia="Times New Roman" w:hAnsi="Times New Roman" w:cs="Times New Roman"/>
+          <w:color w:val="000000"/>
+          <w:kern w:val="0"/>
+          <w:sz w:val="24"/>
+          <w:szCs w:val="24"/>
+          <w:lang w:eastAsia="ru-RU"/>
+          <w14:ligatures w14:val="none"/>
+        </w:rPr>
+        <w:t>: У</w:t>
+      </w:r>
+      <w:proofErr w:type="gramEnd"/>
+      <w:r>
+        <w:rPr>
+          <w:rFonts w:ascii="Times New Roman" w:eastAsia="Times New Roman" w:hAnsi="Times New Roman" w:cs="Times New Roman"/>
+          <w:color w:val="000000"/>
+          <w:kern w:val="0"/>
+          <w:sz w:val="24"/>
+          <w:szCs w:val="24"/>
+          <w:lang w:eastAsia="ru-RU"/>
+          <w14:ligatures w14:val="none"/>
+        </w:rPr>
+        <w:t xml:space="preserve"> свободного члена </w:t>
+      </w:r>
+      <m:oMath>
+        <m:sSub>
+          <m:sSubPr>
+            <m:ctrlPr>
+              <w:rPr>
+                <w:rFonts w:ascii="Cambria Math" w:eastAsia="Times New Roman" w:hAnsi="Cambria Math" w:cs="Times New Roman"/>
+                <w:color w:val="000000"/>
+                <w:kern w:val="0"/>
+                <w:sz w:val="24"/>
+                <w:szCs w:val="24"/>
+                <w:lang w:eastAsia="ru-RU"/>
+                <w14:ligatures w14:val="none"/>
+              </w:rPr>
+            </m:ctrlPr>
+          </m:sSubPr>
+          <m:e>
+            <m:r>
+              <w:rPr>
+                <w:rFonts w:ascii="Cambria Math" w:eastAsia="Times New Roman" w:hAnsi="Cambria Math" w:cs="Times New Roman"/>
+                <w:color w:val="000000"/>
+                <w:kern w:val="0"/>
+                <w:sz w:val="24"/>
+                <w:szCs w:val="24"/>
+                <w:lang w:eastAsia="ru-RU"/>
+                <w14:ligatures w14:val="none"/>
+              </w:rPr>
+              <m:t>A</m:t>
+            </m:r>
+          </m:e>
+          <m:sub>
+            <m:r>
+              <m:rPr>
+                <m:sty m:val="p"/>
+              </m:rPr>
+              <w:rPr>
+                <w:rFonts w:ascii="Cambria Math" w:eastAsia="Times New Roman" w:hAnsi="Cambria Math" w:cs="Times New Roman"/>
+                <w:color w:val="000000"/>
+                <w:kern w:val="0"/>
+                <w:sz w:val="24"/>
+                <w:szCs w:val="24"/>
+                <w:lang w:eastAsia="ru-RU"/>
+                <w14:ligatures w14:val="none"/>
+              </w:rPr>
+              <m:t>0</m:t>
+            </m:r>
+          </m:sub>
+        </m:sSub>
+      </m:oMath>
+      <w:r>
+        <w:rPr>
+          <w:rFonts w:ascii="Times New Roman" w:eastAsia="Times New Roman" w:hAnsi="Times New Roman" w:cs="Times New Roman"/>
+          <w:color w:val="000000"/>
+          <w:kern w:val="0"/>
+          <w:sz w:val="24"/>
+          <w:szCs w:val="24"/>
+          <w:lang w:eastAsia="ru-RU"/>
+          <w14:ligatures w14:val="none"/>
+        </w:rPr>
+        <w:t xml:space="preserve"> существует ровно один делитель, который попадает в допустимый диапазон </w:t>
+      </w:r>
+      <m:oMath>
+        <m:d>
+          <m:dPr>
+            <m:begChr m:val="["/>
+            <m:endChr m:val="]"/>
+            <m:ctrlPr>
+              <w:rPr>
+                <w:rFonts w:ascii="Cambria Math" w:eastAsia="Times New Roman" w:hAnsi="Cambria Math" w:cs="Times New Roman"/>
+                <w:color w:val="000000"/>
+                <w:kern w:val="0"/>
+                <w:sz w:val="24"/>
+                <w:szCs w:val="24"/>
+                <w:lang w:eastAsia="ru-RU"/>
+                <w14:ligatures w14:val="none"/>
+              </w:rPr>
+            </m:ctrlPr>
+          </m:dPr>
+          <m:e>
+            <m:sSub>
+              <m:sSubPr>
+                <m:ctrlPr>
+                  <w:rPr>
+                    <w:rFonts w:ascii="Cambria Math" w:eastAsia="Times New Roman" w:hAnsi="Cambria Math" w:cs="Times New Roman"/>
+                    <w:color w:val="000000"/>
+                    <w:kern w:val="0"/>
+                    <w:sz w:val="24"/>
+                    <w:szCs w:val="24"/>
+                    <w:lang w:eastAsia="ru-RU"/>
+                    <w14:ligatures w14:val="none"/>
+                  </w:rPr>
+                </m:ctrlPr>
+              </m:sSubPr>
+              <m:e>
+                <m:r>
+                  <w:rPr>
+                    <w:rFonts w:ascii="Cambria Math" w:eastAsia="Times New Roman" w:hAnsi="Cambria Math" w:cs="Times New Roman"/>
+                    <w:color w:val="000000"/>
+                    <w:kern w:val="0"/>
+                    <w:sz w:val="24"/>
+                    <w:szCs w:val="24"/>
+                    <w:lang w:eastAsia="ru-RU"/>
+                    <w14:ligatures w14:val="none"/>
+                  </w:rPr>
+                  <m:t>p</m:t>
+                </m:r>
+              </m:e>
+              <m:sub>
+                <m:r>
+                  <w:rPr>
+                    <w:rFonts w:ascii="Cambria Math" w:eastAsia="Times New Roman" w:hAnsi="Cambria Math" w:cs="Times New Roman"/>
+                    <w:color w:val="000000"/>
+                    <w:kern w:val="0"/>
+                    <w:sz w:val="24"/>
+                    <w:szCs w:val="24"/>
+                    <w:lang w:eastAsia="ru-RU"/>
+                    <w14:ligatures w14:val="none"/>
+                  </w:rPr>
+                  <m:t>min</m:t>
+                </m:r>
+              </m:sub>
+            </m:sSub>
+            <m:r>
+              <m:rPr>
+                <m:sty m:val="p"/>
+              </m:rPr>
+              <w:rPr>
+                <w:rFonts w:ascii="Cambria Math" w:eastAsia="Times New Roman" w:hAnsi="Cambria Math" w:cs="Times New Roman"/>
+                <w:color w:val="000000"/>
+                <w:kern w:val="0"/>
+                <w:sz w:val="24"/>
+                <w:szCs w:val="24"/>
+                <w:lang w:eastAsia="ru-RU"/>
+                <w14:ligatures w14:val="none"/>
+              </w:rPr>
+              <m:t>,36</m:t>
+            </m:r>
+          </m:e>
+        </m:d>
+      </m:oMath>
+      <w:r>
+        <w:rPr>
+          <w:rFonts w:ascii="Times New Roman" w:eastAsia="Times New Roman" w:hAnsi="Times New Roman" w:cs="Times New Roman"/>
+          <w:color w:val="000000"/>
+          <w:kern w:val="0"/>
+          <w:sz w:val="24"/>
+          <w:szCs w:val="24"/>
+          <w:lang w:eastAsia="ru-RU"/>
+          <w14:ligatures w14:val="none"/>
+        </w:rPr>
+        <w:t xml:space="preserve"> и при подстановке обращает уравнение в ноль. Все остальные делители либо лежат вне этого отрезка (например, являются отрицательными), либо не являются корнями уравнения.</w:t>
+      </w:r>
+    </w:p>
+    <w:p>
+      <w:pPr>
+        <w:tabs>
+          <w:tab w:val="num" w:pos="720"/>
+        </w:tabs>
+        <w:spacing w:after="14" w:line="240" w:lineRule="auto"/>
+        <w:ind w:right="270" w:firstLine="709"/>
+        <w:jc w:val="both"/>
+        <w:rPr>
+          <w:rFonts w:ascii="Times New Roman" w:eastAsia="Times New Roman" w:hAnsi="Times New Roman" w:cs="Times New Roman"/>
+          <w:color w:val="000000"/>
+          <w:kern w:val="0"/>
+          <w:sz w:val="24"/>
+          <w:szCs w:val="24"/>
+          <w:lang w:eastAsia="ru-RU"/>
+          <w14:ligatures w14:val="none"/>
+        </w:rPr>
+      </w:pPr>
+      <w:r>
+        <w:rPr>
+          <w:rFonts w:ascii="Times New Roman" w:eastAsia="Times New Roman" w:hAnsi="Times New Roman" w:cs="Times New Roman"/>
+          <w:color w:val="000000"/>
+          <w:kern w:val="0"/>
+          <w:sz w:val="24"/>
+          <w:szCs w:val="24"/>
+          <w:lang w:eastAsia="ru-RU"/>
+          <w14:ligatures w14:val="none"/>
+        </w:rPr>
+        <w:t xml:space="preserve">Ни одного решения: Уравнение не имеет решений, если ни один из целых делителей свободного члена </w:t>
+      </w:r>
+      <m:oMath>
+        <m:sSub>
+          <m:sSubPr>
+            <m:ctrlPr>
+              <w:rPr>
+                <w:rFonts w:ascii="Cambria Math" w:eastAsia="Times New Roman" w:hAnsi="Cambria Math" w:cs="Times New Roman"/>
+                <w:color w:val="000000"/>
+                <w:kern w:val="0"/>
+                <w:sz w:val="24"/>
+                <w:szCs w:val="24"/>
+                <w:lang w:eastAsia="ru-RU"/>
+                <w14:ligatures w14:val="none"/>
+              </w:rPr>
+            </m:ctrlPr>
+          </m:sSubPr>
+          <m:e>
+            <m:r>
+              <w:rPr>
+                <w:rFonts w:ascii="Cambria Math" w:eastAsia="Times New Roman" w:hAnsi="Cambria Math" w:cs="Times New Roman"/>
+                <w:color w:val="000000"/>
+                <w:kern w:val="0"/>
+                <w:sz w:val="24"/>
+                <w:szCs w:val="24"/>
+                <w:lang w:eastAsia="ru-RU"/>
+                <w14:ligatures w14:val="none"/>
+              </w:rPr>
+              <m:t>A</m:t>
+            </m:r>
+          </m:e>
+          <m:sub>
+            <m:r>
+              <m:rPr>
+                <m:sty m:val="p"/>
+              </m:rPr>
+              <w:rPr>
+                <w:rFonts w:ascii="Cambria Math" w:eastAsia="Times New Roman" w:hAnsi="Cambria Math" w:cs="Times New Roman"/>
+                <w:color w:val="000000"/>
+                <w:kern w:val="0"/>
+                <w:sz w:val="24"/>
+                <w:szCs w:val="24"/>
+                <w:lang w:eastAsia="ru-RU"/>
+                <w14:ligatures w14:val="none"/>
+              </w:rPr>
+              <m:t>0</m:t>
+            </m:r>
+          </m:sub>
+        </m:sSub>
+      </m:oMath>
+      <w:r>
+        <w:rPr>
+          <w:rFonts w:ascii="Times New Roman" w:eastAsia="Times New Roman" w:hAnsi="Times New Roman" w:cs="Times New Roman"/>
+          <w:color w:val="000000"/>
+          <w:kern w:val="0"/>
+          <w:sz w:val="24"/>
+          <w:szCs w:val="24"/>
+          <w:lang w:eastAsia="ru-RU"/>
+          <w14:ligatures w14:val="none"/>
+        </w:rPr>
+        <w:t xml:space="preserve"> не попадает в диапазон </w:t>
+      </w:r>
+      <m:oMath>
+        <m:d>
+          <m:dPr>
+            <m:begChr m:val="["/>
+            <m:endChr m:val="]"/>
+            <m:ctrlPr>
+              <w:rPr>
+                <w:rFonts w:ascii="Cambria Math" w:eastAsia="Times New Roman" w:hAnsi="Cambria Math" w:cs="Times New Roman"/>
+                <w:color w:val="000000"/>
+                <w:kern w:val="0"/>
+                <w:sz w:val="24"/>
+                <w:szCs w:val="24"/>
+                <w:lang w:eastAsia="ru-RU"/>
+                <w14:ligatures w14:val="none"/>
+              </w:rPr>
+            </m:ctrlPr>
+          </m:dPr>
+          <m:e>
+            <m:sSub>
+              <m:sSubPr>
+                <m:ctrlPr>
+                  <w:rPr>
+                    <w:rFonts w:ascii="Cambria Math" w:eastAsia="Times New Roman" w:hAnsi="Cambria Math" w:cs="Times New Roman"/>
+                    <w:color w:val="000000"/>
+                    <w:kern w:val="0"/>
+                    <w:sz w:val="24"/>
+                    <w:szCs w:val="24"/>
+                    <w:lang w:eastAsia="ru-RU"/>
+                    <w14:ligatures w14:val="none"/>
+                  </w:rPr>
+                </m:ctrlPr>
+              </m:sSubPr>
+              <m:e>
+                <m:r>
+                  <w:rPr>
+                    <w:rFonts w:ascii="Cambria Math" w:eastAsia="Times New Roman" w:hAnsi="Cambria Math" w:cs="Times New Roman"/>
+                    <w:color w:val="000000"/>
+                    <w:kern w:val="0"/>
+                    <w:sz w:val="24"/>
+                    <w:szCs w:val="24"/>
+                    <w:lang w:eastAsia="ru-RU"/>
+                    <w14:ligatures w14:val="none"/>
+                  </w:rPr>
+                  <m:t>p</m:t>
+                </m:r>
+              </m:e>
+              <m:sub>
+                <m:r>
+                  <w:rPr>
+                    <w:rFonts w:ascii="Cambria Math" w:eastAsia="Times New Roman" w:hAnsi="Cambria Math" w:cs="Times New Roman"/>
+                    <w:color w:val="000000"/>
+                    <w:kern w:val="0"/>
+                    <w:sz w:val="24"/>
+                    <w:szCs w:val="24"/>
+                    <w:lang w:eastAsia="ru-RU"/>
+                    <w14:ligatures w14:val="none"/>
+                  </w:rPr>
+                  <m:t>min</m:t>
+                </m:r>
+              </m:sub>
+            </m:sSub>
+            <m:r>
+              <m:rPr>
+                <m:sty m:val="p"/>
+              </m:rPr>
+              <w:rPr>
+                <w:rFonts w:ascii="Cambria Math" w:eastAsia="Times New Roman" w:hAnsi="Cambria Math" w:cs="Times New Roman"/>
+                <w:color w:val="000000"/>
+                <w:kern w:val="0"/>
+                <w:sz w:val="24"/>
+                <w:szCs w:val="24"/>
+                <w:lang w:eastAsia="ru-RU"/>
+                <w14:ligatures w14:val="none"/>
+              </w:rPr>
+              <m:t>,36</m:t>
+            </m:r>
+          </m:e>
+        </m:d>
+      </m:oMath>
+      <w:r>
+        <w:rPr>
+          <w:rFonts w:ascii="Times New Roman" w:eastAsia="Times New Roman" w:hAnsi="Times New Roman" w:cs="Times New Roman"/>
+          <w:color w:val="000000"/>
+          <w:kern w:val="0"/>
+          <w:sz w:val="24"/>
+          <w:szCs w:val="24"/>
+          <w:lang w:eastAsia="ru-RU"/>
+          <w14:ligatures w14:val="none"/>
+        </w:rPr>
+        <w:t xml:space="preserve">. Либо, если такие делители есть, ни один из них при подстановке не выполняет равенство </w:t>
+      </w:r>
+      <m:oMath>
+        <m:r>
+          <w:rPr>
+            <w:rFonts w:ascii="Cambria Math" w:eastAsia="Times New Roman" w:hAnsi="Cambria Math" w:cs="Times New Roman"/>
+            <w:color w:val="000000"/>
+            <w:kern w:val="0"/>
+            <w:sz w:val="24"/>
+            <w:szCs w:val="24"/>
+            <w:lang w:eastAsia="ru-RU"/>
+            <w14:ligatures w14:val="none"/>
+          </w:rPr>
+          <m:t>F</m:t>
+        </m:r>
+        <m:d>
+          <m:dPr>
+            <m:ctrlPr>
+              <w:rPr>
+                <w:rFonts w:ascii="Cambria Math" w:eastAsia="Times New Roman" w:hAnsi="Cambria Math" w:cs="Times New Roman"/>
+                <w:color w:val="000000"/>
+                <w:kern w:val="0"/>
+                <w:sz w:val="24"/>
+                <w:szCs w:val="24"/>
+                <w:lang w:eastAsia="ru-RU"/>
+                <w14:ligatures w14:val="none"/>
+              </w:rPr>
+            </m:ctrlPr>
+          </m:dPr>
+          <m:e>
+            <m:r>
+              <w:rPr>
+                <w:rFonts w:ascii="Cambria Math" w:eastAsia="Times New Roman" w:hAnsi="Cambria Math" w:cs="Times New Roman"/>
+                <w:color w:val="000000"/>
+                <w:kern w:val="0"/>
+                <w:sz w:val="24"/>
+                <w:szCs w:val="24"/>
+                <w:lang w:eastAsia="ru-RU"/>
+                <w14:ligatures w14:val="none"/>
+              </w:rPr>
+              <m:t>p</m:t>
+            </m:r>
+          </m:e>
+        </m:d>
+        <m:r>
+          <m:rPr>
+            <m:sty m:val="p"/>
+          </m:rPr>
+          <w:rPr>
+            <w:rFonts w:ascii="Cambria Math" w:eastAsia="Times New Roman" w:hAnsi="Cambria Math" w:cs="Times New Roman"/>
+            <w:color w:val="000000"/>
+            <w:kern w:val="0"/>
+            <w:sz w:val="24"/>
+            <w:szCs w:val="24"/>
+            <w:lang w:eastAsia="ru-RU"/>
+            <w14:ligatures w14:val="none"/>
+          </w:rPr>
+          <m:t>=0</m:t>
+        </m:r>
+      </m:oMath>
+      <w:r>
+        <w:rPr>
+          <w:rFonts w:ascii="Times New Roman" w:eastAsia="Times New Roman" w:hAnsi="Times New Roman" w:cs="Times New Roman"/>
+          <w:color w:val="000000"/>
+          <w:kern w:val="0"/>
+          <w:sz w:val="24"/>
+          <w:szCs w:val="24"/>
+          <w:lang w:eastAsia="ru-RU"/>
+          <w14:ligatures w14:val="none"/>
+        </w:rPr>
+        <w:t>.</w:t>
+      </w:r>
+    </w:p>
+    <w:p>
+      <w:pPr>
+        <w:tabs>
+          <w:tab w:val="num" w:pos="720"/>
+        </w:tabs>
+        <w:spacing w:after="14" w:line="240" w:lineRule="auto"/>
+        <w:ind w:right="270" w:firstLine="709"/>
+        <w:jc w:val="both"/>
+        <w:rPr>
+          <w:rFonts w:ascii="Times New Roman" w:eastAsia="Times New Roman" w:hAnsi="Times New Roman" w:cs="Times New Roman"/>
+          <w:color w:val="000000"/>
+          <w:kern w:val="0"/>
+          <w:sz w:val="24"/>
+          <w:szCs w:val="24"/>
+          <w:lang w:eastAsia="ru-RU"/>
+          <w14:ligatures w14:val="none"/>
+        </w:rPr>
+      </w:pPr>
+      <w:r>
+        <w:rPr>
+          <w:rFonts w:ascii="Times New Roman" w:eastAsia="Times New Roman" w:hAnsi="Times New Roman" w:cs="Times New Roman"/>
+          <w:color w:val="000000"/>
+          <w:kern w:val="0"/>
+          <w:sz w:val="24"/>
+          <w:szCs w:val="24"/>
+          <w:lang w:eastAsia="ru-RU"/>
+          <w14:ligatures w14:val="none"/>
+        </w:rPr>
+        <w:t>Несколько решений</w:t>
+      </w:r>
+      <w:proofErr w:type="gramStart"/>
+      <w:r>
+        <w:rPr>
+          <w:rFonts w:ascii="Times New Roman" w:eastAsia="Times New Roman" w:hAnsi="Times New Roman" w:cs="Times New Roman"/>
+          <w:color w:val="000000"/>
+          <w:kern w:val="0"/>
+          <w:sz w:val="24"/>
+          <w:szCs w:val="24"/>
+          <w:lang w:eastAsia="ru-RU"/>
+          <w14:ligatures w14:val="none"/>
+        </w:rPr>
+        <w:t>: Возникает</w:t>
+      </w:r>
+      <w:proofErr w:type="gramEnd"/>
+      <w:r>
+        <w:rPr>
+          <w:rFonts w:ascii="Times New Roman" w:eastAsia="Times New Roman" w:hAnsi="Times New Roman" w:cs="Times New Roman"/>
+          <w:color w:val="000000"/>
+          <w:kern w:val="0"/>
+          <w:sz w:val="24"/>
+          <w:szCs w:val="24"/>
+          <w:lang w:eastAsia="ru-RU"/>
+          <w14:ligatures w14:val="none"/>
+        </w:rPr>
+        <w:t xml:space="preserve">, если свободный член </w:t>
+      </w:r>
+      <m:oMath>
+        <m:sSub>
+          <m:sSubPr>
+            <m:ctrlPr>
+              <w:rPr>
+                <w:rFonts w:ascii="Cambria Math" w:eastAsia="Times New Roman" w:hAnsi="Cambria Math" w:cs="Times New Roman"/>
+                <w:color w:val="000000"/>
+                <w:kern w:val="0"/>
+                <w:sz w:val="24"/>
+                <w:szCs w:val="24"/>
+                <w:lang w:eastAsia="ru-RU"/>
+                <w14:ligatures w14:val="none"/>
+              </w:rPr>
+            </m:ctrlPr>
+          </m:sSubPr>
+          <m:e>
+            <m:r>
+              <w:rPr>
+                <w:rFonts w:ascii="Cambria Math" w:eastAsia="Times New Roman" w:hAnsi="Cambria Math" w:cs="Times New Roman"/>
+                <w:color w:val="000000"/>
+                <w:kern w:val="0"/>
+                <w:sz w:val="24"/>
+                <w:szCs w:val="24"/>
+                <w:lang w:eastAsia="ru-RU"/>
+                <w14:ligatures w14:val="none"/>
+              </w:rPr>
+              <m:t>A</m:t>
+            </m:r>
+          </m:e>
+          <m:sub>
+            <m:r>
+              <m:rPr>
+                <m:sty m:val="p"/>
+              </m:rPr>
+              <w:rPr>
+                <w:rFonts w:ascii="Cambria Math" w:eastAsia="Times New Roman" w:hAnsi="Cambria Math" w:cs="Times New Roman"/>
+                <w:color w:val="000000"/>
+                <w:kern w:val="0"/>
+                <w:sz w:val="24"/>
+                <w:szCs w:val="24"/>
+                <w:lang w:eastAsia="ru-RU"/>
+                <w14:ligatures w14:val="none"/>
+              </w:rPr>
+              <m:t>0</m:t>
+            </m:r>
+          </m:sub>
+        </m:sSub>
+      </m:oMath>
+      <w:r>
+        <w:rPr>
+          <w:rFonts w:ascii="Times New Roman" w:eastAsia="Times New Roman" w:hAnsi="Times New Roman" w:cs="Times New Roman"/>
+          <w:color w:val="000000"/>
+          <w:kern w:val="0"/>
+          <w:sz w:val="24"/>
+          <w:szCs w:val="24"/>
+          <w:lang w:eastAsia="ru-RU"/>
+          <w14:ligatures w14:val="none"/>
+        </w:rPr>
+        <w:t xml:space="preserve"> имеет несколько делителей внутри отрезка </w:t>
+      </w:r>
+      <m:oMath>
+        <m:d>
+          <m:dPr>
+            <m:begChr m:val="["/>
+            <m:endChr m:val="]"/>
+            <m:ctrlPr>
+              <w:rPr>
+                <w:rFonts w:ascii="Cambria Math" w:eastAsia="Times New Roman" w:hAnsi="Cambria Math" w:cs="Times New Roman"/>
+                <w:color w:val="000000"/>
+                <w:kern w:val="0"/>
+                <w:sz w:val="24"/>
+                <w:szCs w:val="24"/>
+                <w:lang w:eastAsia="ru-RU"/>
+                <w14:ligatures w14:val="none"/>
+              </w:rPr>
+            </m:ctrlPr>
+          </m:dPr>
+          <m:e>
+            <m:sSub>
+              <m:sSubPr>
+                <m:ctrlPr>
+                  <w:rPr>
+                    <w:rFonts w:ascii="Cambria Math" w:eastAsia="Times New Roman" w:hAnsi="Cambria Math" w:cs="Times New Roman"/>
+                    <w:color w:val="000000"/>
+                    <w:kern w:val="0"/>
+                    <w:sz w:val="24"/>
+                    <w:szCs w:val="24"/>
+                    <w:lang w:eastAsia="ru-RU"/>
+                    <w14:ligatures w14:val="none"/>
+                  </w:rPr>
+                </m:ctrlPr>
+              </m:sSubPr>
+              <m:e>
+                <m:r>
+                  <w:rPr>
+                    <w:rFonts w:ascii="Cambria Math" w:eastAsia="Times New Roman" w:hAnsi="Cambria Math" w:cs="Times New Roman"/>
+                    <w:color w:val="000000"/>
+                    <w:kern w:val="0"/>
+                    <w:sz w:val="24"/>
+                    <w:szCs w:val="24"/>
+                    <w:lang w:eastAsia="ru-RU"/>
+                    <w14:ligatures w14:val="none"/>
+                  </w:rPr>
+                  <m:t>p</m:t>
+                </m:r>
+              </m:e>
+              <m:sub>
+                <m:r>
+                  <w:rPr>
+                    <w:rFonts w:ascii="Cambria Math" w:eastAsia="Times New Roman" w:hAnsi="Cambria Math" w:cs="Times New Roman"/>
+                    <w:color w:val="000000"/>
+                    <w:kern w:val="0"/>
+                    <w:sz w:val="24"/>
+                    <w:szCs w:val="24"/>
+                    <w:lang w:eastAsia="ru-RU"/>
+                    <w14:ligatures w14:val="none"/>
+                  </w:rPr>
+                  <m:t>min</m:t>
+                </m:r>
+              </m:sub>
+            </m:sSub>
+            <m:r>
+              <m:rPr>
+                <m:sty m:val="p"/>
+              </m:rPr>
+              <w:rPr>
+                <w:rFonts w:ascii="Cambria Math" w:eastAsia="Times New Roman" w:hAnsi="Cambria Math" w:cs="Times New Roman"/>
+                <w:color w:val="000000"/>
+                <w:kern w:val="0"/>
+                <w:sz w:val="24"/>
+                <w:szCs w:val="24"/>
+                <w:lang w:eastAsia="ru-RU"/>
+                <w14:ligatures w14:val="none"/>
+              </w:rPr>
+              <m:t>,36</m:t>
+            </m:r>
+          </m:e>
+        </m:d>
+      </m:oMath>
+      <w:r>
+        <w:rPr>
+          <w:rFonts w:ascii="Times New Roman" w:eastAsia="Times New Roman" w:hAnsi="Times New Roman" w:cs="Times New Roman"/>
+          <w:color w:val="000000"/>
+          <w:kern w:val="0"/>
+          <w:sz w:val="24"/>
+          <w:szCs w:val="24"/>
+          <w:lang w:eastAsia="ru-RU"/>
+          <w14:ligatures w14:val="none"/>
+        </w:rPr>
+        <w:t xml:space="preserve">, и два или более из них являются корнями уравнения. Отдельный </w:t>
+      </w:r>
+      <w:r>
+        <w:rPr>
+          <w:rFonts w:ascii="Times New Roman" w:eastAsia="Times New Roman" w:hAnsi="Times New Roman" w:cs="Times New Roman"/>
+          <w:color w:val="000000"/>
+          <w:kern w:val="0"/>
+          <w:sz w:val="24"/>
+          <w:szCs w:val="24"/>
+          <w:lang w:eastAsia="ru-RU"/>
+          <w14:ligatures w14:val="none"/>
+        </w:rPr>
+        <w:lastRenderedPageBreak/>
+        <w:t xml:space="preserve">случай — когда после приведения подобных слагаемых все коэффициенты и свободный член </w:t>
+      </w:r>
+      <m:oMath>
+        <m:sSub>
+          <m:sSubPr>
+            <m:ctrlPr>
+              <w:rPr>
+                <w:rFonts w:ascii="Cambria Math" w:eastAsia="Times New Roman" w:hAnsi="Cambria Math" w:cs="Times New Roman"/>
+                <w:color w:val="000000"/>
+                <w:kern w:val="0"/>
+                <w:sz w:val="24"/>
+                <w:szCs w:val="24"/>
+                <w:lang w:eastAsia="ru-RU"/>
+                <w14:ligatures w14:val="none"/>
+              </w:rPr>
+            </m:ctrlPr>
+          </m:sSubPr>
+          <m:e>
+            <m:r>
+              <w:rPr>
+                <w:rFonts w:ascii="Cambria Math" w:eastAsia="Times New Roman" w:hAnsi="Cambria Math" w:cs="Times New Roman"/>
+                <w:color w:val="000000"/>
+                <w:kern w:val="0"/>
+                <w:sz w:val="24"/>
+                <w:szCs w:val="24"/>
+                <w:lang w:eastAsia="ru-RU"/>
+                <w14:ligatures w14:val="none"/>
+              </w:rPr>
+              <m:t>A</m:t>
+            </m:r>
+          </m:e>
+          <m:sub>
+            <m:r>
+              <m:rPr>
+                <m:sty m:val="p"/>
+              </m:rPr>
+              <w:rPr>
+                <w:rFonts w:ascii="Cambria Math" w:eastAsia="Times New Roman" w:hAnsi="Cambria Math" w:cs="Times New Roman"/>
+                <w:color w:val="000000"/>
+                <w:kern w:val="0"/>
+                <w:sz w:val="24"/>
+                <w:szCs w:val="24"/>
+                <w:lang w:eastAsia="ru-RU"/>
+                <w14:ligatures w14:val="none"/>
+              </w:rPr>
+              <m:t>0</m:t>
+            </m:r>
+          </m:sub>
+        </m:sSub>
+      </m:oMath>
+      <w:r>
+        <w:rPr>
+          <w:rFonts w:ascii="Times New Roman" w:eastAsia="Times New Roman" w:hAnsi="Times New Roman" w:cs="Times New Roman"/>
+          <w:color w:val="000000"/>
+          <w:kern w:val="0"/>
+          <w:sz w:val="24"/>
+          <w:szCs w:val="24"/>
+          <w:lang w:eastAsia="ru-RU"/>
+          <w14:ligatures w14:val="none"/>
+        </w:rPr>
+        <w:t xml:space="preserve"> равны нулю (тождество </w:t>
+      </w:r>
+      <m:oMath>
+        <m:r>
+          <m:rPr>
+            <m:sty m:val="p"/>
+          </m:rPr>
+          <w:rPr>
+            <w:rFonts w:ascii="Cambria Math" w:eastAsia="Times New Roman" w:hAnsi="Cambria Math" w:cs="Times New Roman"/>
+            <w:color w:val="000000"/>
+            <w:kern w:val="0"/>
+            <w:sz w:val="24"/>
+            <w:szCs w:val="24"/>
+            <w:lang w:eastAsia="ru-RU"/>
+            <w14:ligatures w14:val="none"/>
+          </w:rPr>
+          <m:t>0=0</m:t>
+        </m:r>
+      </m:oMath>
+      <w:r>
+        <w:rPr>
+          <w:rFonts w:ascii="Times New Roman" w:eastAsia="Times New Roman" w:hAnsi="Times New Roman" w:cs="Times New Roman"/>
+          <w:color w:val="000000"/>
+          <w:kern w:val="0"/>
+          <w:sz w:val="24"/>
+          <w:szCs w:val="24"/>
+          <w:lang w:eastAsia="ru-RU"/>
+          <w14:ligatures w14:val="none"/>
+        </w:rPr>
+        <w:t xml:space="preserve">); тогда решением является любое целое число из допустимого диапазона </w:t>
+      </w:r>
+      <m:oMath>
+        <m:d>
+          <m:dPr>
+            <m:begChr m:val="["/>
+            <m:endChr m:val="]"/>
+            <m:ctrlPr>
+              <w:rPr>
+                <w:rFonts w:ascii="Cambria Math" w:eastAsia="Times New Roman" w:hAnsi="Cambria Math" w:cs="Times New Roman"/>
+                <w:color w:val="000000"/>
+                <w:kern w:val="0"/>
+                <w:sz w:val="24"/>
+                <w:szCs w:val="24"/>
+                <w:lang w:eastAsia="ru-RU"/>
+                <w14:ligatures w14:val="none"/>
+              </w:rPr>
+            </m:ctrlPr>
+          </m:dPr>
+          <m:e>
+            <m:sSub>
+              <m:sSubPr>
+                <m:ctrlPr>
+                  <w:rPr>
+                    <w:rFonts w:ascii="Cambria Math" w:eastAsia="Times New Roman" w:hAnsi="Cambria Math" w:cs="Times New Roman"/>
+                    <w:color w:val="000000"/>
+                    <w:kern w:val="0"/>
+                    <w:sz w:val="24"/>
+                    <w:szCs w:val="24"/>
+                    <w:lang w:eastAsia="ru-RU"/>
+                    <w14:ligatures w14:val="none"/>
+                  </w:rPr>
+                </m:ctrlPr>
+              </m:sSubPr>
+              <m:e>
+                <m:r>
+                  <w:rPr>
+                    <w:rFonts w:ascii="Cambria Math" w:eastAsia="Times New Roman" w:hAnsi="Cambria Math" w:cs="Times New Roman"/>
+                    <w:color w:val="000000"/>
+                    <w:kern w:val="0"/>
+                    <w:sz w:val="24"/>
+                    <w:szCs w:val="24"/>
+                    <w:lang w:eastAsia="ru-RU"/>
+                    <w14:ligatures w14:val="none"/>
+                  </w:rPr>
+                  <m:t>p</m:t>
+                </m:r>
+              </m:e>
+              <m:sub>
+                <m:r>
+                  <w:rPr>
+                    <w:rFonts w:ascii="Cambria Math" w:eastAsia="Times New Roman" w:hAnsi="Cambria Math" w:cs="Times New Roman"/>
+                    <w:color w:val="000000"/>
+                    <w:kern w:val="0"/>
+                    <w:sz w:val="24"/>
+                    <w:szCs w:val="24"/>
+                    <w:lang w:eastAsia="ru-RU"/>
+                    <w14:ligatures w14:val="none"/>
+                  </w:rPr>
+                  <m:t>min</m:t>
+                </m:r>
+              </m:sub>
+            </m:sSub>
+            <m:r>
+              <m:rPr>
+                <m:sty m:val="p"/>
+              </m:rPr>
+              <w:rPr>
+                <w:rFonts w:ascii="Cambria Math" w:eastAsia="Times New Roman" w:hAnsi="Cambria Math" w:cs="Times New Roman"/>
+                <w:color w:val="000000"/>
+                <w:kern w:val="0"/>
+                <w:sz w:val="24"/>
+                <w:szCs w:val="24"/>
+                <w:lang w:eastAsia="ru-RU"/>
+                <w14:ligatures w14:val="none"/>
+              </w:rPr>
+              <m:t>,36</m:t>
+            </m:r>
+          </m:e>
+        </m:d>
+      </m:oMath>
+      <w:r>
+        <w:rPr>
+          <w:rFonts w:ascii="Times New Roman" w:eastAsia="Times New Roman" w:hAnsi="Times New Roman" w:cs="Times New Roman"/>
+          <w:color w:val="000000"/>
+          <w:kern w:val="0"/>
+          <w:sz w:val="24"/>
+          <w:szCs w:val="24"/>
+          <w:lang w:eastAsia="ru-RU"/>
+          <w14:ligatures w14:val="none"/>
+        </w:rPr>
+        <w:t>.</w:t>
+      </w:r>
+    </w:p>
+    <w:p>
+      <w:pPr>
+        <w:spacing w:after="14" w:line="240" w:lineRule="auto"/>
+        <w:ind w:right="270" w:firstLine="709"/>
+        <w:jc w:val="both"/>
+        <w:rPr>
+          <w:rFonts w:ascii="Times New Roman" w:eastAsia="Times New Roman" w:hAnsi="Times New Roman" w:cs="Times New Roman"/>
+          <w:color w:val="000000"/>
+          <w:kern w:val="0"/>
+          <w:sz w:val="24"/>
+          <w:szCs w:val="24"/>
+          <w:lang w:eastAsia="ru-RU"/>
+          <w14:ligatures w14:val="none"/>
+        </w:rPr>
+      </w:pPr>
     </w:p>
     <w:sectPr>
-      <w:footerReference w:type="even" r:id="rId6"/>
-      <w:footerReference w:type="default" r:id="rId7"/>
+      <w:footerReference w:type="even" r:id="rId8"/>
+      <w:footerReference w:type="default" r:id="rId9"/>
       <w:pgSz w:w="11906" w:h="16838"/>
       <w:pgMar w:top="1134" w:right="851" w:bottom="1134" w:left="1418" w:header="720" w:footer="720" w:gutter="0"/>
       <w:pgNumType w:start="0"/>
@@ -4931,6 +7635,31 @@
     </w:sectPr>
   </w:body>
 </w:document>
+</file>
+
+<file path=word/endnotes.xml><?xml version="1.0" encoding="utf-8"?>
+<w:endnotes xmlns:wpc="http://schemas.microsoft.com/office/word/2010/wordprocessingCanvas" xmlns:cx="http://schemas.microsoft.com/office/drawing/2014/chartex" xmlns:cx1="http://schemas.microsoft.com/office/drawing/2015/9/8/chartex" xmlns:cx2="http://schemas.microsoft.com/office/drawing/2015/10/21/chartex" xmlns:cx3="http://schemas.microsoft.com/office/drawing/2016/5/9/chartex" xmlns:cx4="http://schemas.microsoft.com/office/drawing/2016/5/10/chartex" xmlns:cx5="http://schemas.microsoft.com/office/drawing/2016/5/11/chartex" xmlns:cx6="http://schemas.microsoft.com/office/drawing/2016/5/12/chartex" xmlns:cx7="http://schemas.microsoft.com/office/drawing/2016/5/13/chartex" xmlns:cx8="http://schemas.microsoft.com/office/drawing/2016/5/14/chartex" xmlns:mc="http://schemas.openxmlformats.org/markup-compatibility/2006" xmlns:aink="http://schemas.microsoft.com/office/drawing/2016/ink" xmlns:am3d="http://schemas.microsoft.com/office/drawing/2017/model3d" xmlns:o="urn:schemas-microsoft-com:office:office" xmlns:oel="http://schemas.microsoft.com/office/2019/extlst" xmlns:r="http://schemas.openxmlformats.org/officeDocument/2006/relationships" xmlns:m="http://schemas.openxmlformats.org/officeDocument/2006/math" xmlns:v="urn:schemas-microsoft-com:vml" xmlns:wp14="http://schemas.microsoft.com/office/word/2010/wordprocessingDrawing" xmlns:wp="http://schemas.openxmlformats.org/drawingml/2006/wordprocessingDrawing" xmlns:w10="urn:schemas-microsoft-com:office:word" xmlns:w="http://schemas.openxmlformats.org/wordprocessingml/2006/main" xmlns:w14="http://schemas.microsoft.com/office/word/2010/wordml" xmlns:w15="http://schemas.microsoft.com/office/word/2012/wordml" xmlns:w16cex="http://schemas.microsoft.com/office/word/2018/wordml/cex" xmlns:w16cid="http://schemas.microsoft.com/office/word/2016/wordml/cid" xmlns:w16="http://schemas.microsoft.com/office/word/2018/wordml" xmlns:w16du="http://schemas.microsoft.com/office/word/2023/wordml/word16du" xmlns:w16sdtdh="http://schemas.microsoft.com/office/word/2020/wordml/sdtdatahash" xmlns:w16sdtfl="http://schemas.microsoft.com/office/word/2024/wordml/sdtformatlock" xmlns:w16se="http://schemas.microsoft.com/office/word/2015/wordml/symex" xmlns:wpg="http://schemas.microsoft.com/office/word/2010/wordprocessingGroup" xmlns:wpi="http://schemas.microsoft.com/office/word/2010/wordprocessingInk" xmlns:wne="http://schemas.microsoft.com/office/word/2006/wordml" xmlns:wps="http://schemas.microsoft.com/office/word/2010/wordprocessingShape" mc:Ignorable="w14 w15 w16se w16cid w16 w16cex w16sdtdh w16sdtfl w16du wp14">
+  <w:endnote w:type="separator" w:id="-1">
+    <w:p>
+      <w:pPr>
+        <w:spacing w:after="0" w:line="240" w:lineRule="auto"/>
+      </w:pPr>
+      <w:r>
+        <w:separator/>
+      </w:r>
+    </w:p>
+  </w:endnote>
+  <w:endnote w:type="continuationSeparator" w:id="0">
+    <w:p>
+      <w:pPr>
+        <w:spacing w:after="0" w:line="240" w:lineRule="auto"/>
+      </w:pPr>
+      <w:r>
+        <w:continuationSeparator/>
+      </w:r>
+    </w:p>
+  </w:endnote>
+</w:endnotes>
 </file>
 
 <file path=word/footer1.xml><?xml version="1.0" encoding="utf-8"?>
@@ -5016,6 +7745,31 @@
 </w:ftr>
 </file>
 
+<file path=word/footnotes.xml><?xml version="1.0" encoding="utf-8"?>
+<w:footnotes xmlns:wpc="http://schemas.microsoft.com/office/word/2010/wordprocessingCanvas" xmlns:cx="http://schemas.microsoft.com/office/drawing/2014/chartex" xmlns:cx1="http://schemas.microsoft.com/office/drawing/2015/9/8/chartex" xmlns:cx2="http://schemas.microsoft.com/office/drawing/2015/10/21/chartex" xmlns:cx3="http://schemas.microsoft.com/office/drawing/2016/5/9/chartex" xmlns:cx4="http://schemas.microsoft.com/office/drawing/2016/5/10/chartex" xmlns:cx5="http://schemas.microsoft.com/office/drawing/2016/5/11/chartex" xmlns:cx6="http://schemas.microsoft.com/office/drawing/2016/5/12/chartex" xmlns:cx7="http://schemas.microsoft.com/office/drawing/2016/5/13/chartex" xmlns:cx8="http://schemas.microsoft.com/office/drawing/2016/5/14/chartex" xmlns:mc="http://schemas.openxmlformats.org/markup-compatibility/2006" xmlns:aink="http://schemas.microsoft.com/office/drawing/2016/ink" xmlns:am3d="http://schemas.microsoft.com/office/drawing/2017/model3d" xmlns:o="urn:schemas-microsoft-com:office:office" xmlns:oel="http://schemas.microsoft.com/office/2019/extlst" xmlns:r="http://schemas.openxmlformats.org/officeDocument/2006/relationships" xmlns:m="http://schemas.openxmlformats.org/officeDocument/2006/math" xmlns:v="urn:schemas-microsoft-com:vml" xmlns:wp14="http://schemas.microsoft.com/office/word/2010/wordprocessingDrawing" xmlns:wp="http://schemas.openxmlformats.org/drawingml/2006/wordprocessingDrawing" xmlns:w10="urn:schemas-microsoft-com:office:word" xmlns:w="http://schemas.openxmlformats.org/wordprocessingml/2006/main" xmlns:w14="http://schemas.microsoft.com/office/word/2010/wordml" xmlns:w15="http://schemas.microsoft.com/office/word/2012/wordml" xmlns:w16cex="http://schemas.microsoft.com/office/word/2018/wordml/cex" xmlns:w16cid="http://schemas.microsoft.com/office/word/2016/wordml/cid" xmlns:w16="http://schemas.microsoft.com/office/word/2018/wordml" xmlns:w16du="http://schemas.microsoft.com/office/word/2023/wordml/word16du" xmlns:w16sdtdh="http://schemas.microsoft.com/office/word/2020/wordml/sdtdatahash" xmlns:w16sdtfl="http://schemas.microsoft.com/office/word/2024/wordml/sdtformatlock" xmlns:w16se="http://schemas.microsoft.com/office/word/2015/wordml/symex" xmlns:wpg="http://schemas.microsoft.com/office/word/2010/wordprocessingGroup" xmlns:wpi="http://schemas.microsoft.com/office/word/2010/wordprocessingInk" xmlns:wne="http://schemas.microsoft.com/office/word/2006/wordml" xmlns:wps="http://schemas.microsoft.com/office/word/2010/wordprocessingShape" mc:Ignorable="w14 w15 w16se w16cid w16 w16cex w16sdtdh w16sdtfl w16du wp14">
+  <w:footnote w:type="separator" w:id="-1">
+    <w:p>
+      <w:pPr>
+        <w:spacing w:after="0" w:line="240" w:lineRule="auto"/>
+      </w:pPr>
+      <w:r>
+        <w:separator/>
+      </w:r>
+    </w:p>
+  </w:footnote>
+  <w:footnote w:type="continuationSeparator" w:id="0">
+    <w:p>
+      <w:pPr>
+        <w:spacing w:after="0" w:line="240" w:lineRule="auto"/>
+      </w:pPr>
+      <w:r>
+        <w:continuationSeparator/>
+      </w:r>
+    </w:p>
+  </w:footnote>
+</w:footnotes>
+</file>
+
 <file path=word/numbering.xml><?xml version="1.0" encoding="utf-8"?>
 <w:numbering xmlns:wpc="http://schemas.microsoft.com/office/word/2010/wordprocessingCanvas" xmlns:cx="http://schemas.microsoft.com/office/drawing/2014/chartex" xmlns:cx1="http://schemas.microsoft.com/office/drawing/2015/9/8/chartex" xmlns:cx2="http://schemas.microsoft.com/office/drawing/2015/10/21/chartex" xmlns:cx3="http://schemas.microsoft.com/office/drawing/2016/5/9/chartex" xmlns:cx4="http://schemas.microsoft.com/office/drawing/2016/5/10/chartex" xmlns:cx5="http://schemas.microsoft.com/office/drawing/2016/5/11/chartex" xmlns:cx6="http://schemas.microsoft.com/office/drawing/2016/5/12/chartex" xmlns:cx7="http://schemas.microsoft.com/office/drawing/2016/5/13/chartex" xmlns:cx8="http://schemas.microsoft.com/office/drawing/2016/5/14/chartex" xmlns:mc="http://schemas.openxmlformats.org/markup-compatibility/2006" xmlns:aink="http://schemas.microsoft.com/office/drawing/2016/ink" xmlns:am3d="http://schemas.microsoft.com/office/drawing/2017/model3d" xmlns:o="urn:schemas-microsoft-com:office:office" xmlns:oel="http://schemas.microsoft.com/office/2019/extlst" xmlns:r="http://schemas.openxmlformats.org/officeDocument/2006/relationships" xmlns:m="http://schemas.openxmlformats.org/officeDocument/2006/math" xmlns:v="urn:schemas-microsoft-com:vml" xmlns:wp14="http://schemas.microsoft.com/office/word/2010/wordprocessingDrawing" xmlns:wp="http://schemas.openxmlformats.org/drawingml/2006/wordprocessingDrawing" xmlns:w10="urn:schemas-microsoft-com:office:word" xmlns:w="http://schemas.openxmlformats.org/wordprocessingml/2006/main" xmlns:w14="http://schemas.microsoft.com/office/word/2010/wordml" xmlns:w15="http://schemas.microsoft.com/office/word/2012/wordml" xmlns:w16cex="http://schemas.microsoft.com/office/word/2018/wordml/cex" xmlns:w16cid="http://schemas.microsoft.com/office/word/2016/wordml/cid" xmlns:w16="http://schemas.microsoft.com/office/word/2018/wordml" xmlns:w16du="http://schemas.microsoft.com/office/word/2023/wordml/word16du" xmlns:w16sdtdh="http://schemas.microsoft.com/office/word/2020/wordml/sdtdatahash" xmlns:w16sdtfl="http://schemas.microsoft.com/office/word/2024/wordml/sdtformatlock" xmlns:w16se="http://schemas.microsoft.com/office/word/2015/wordml/symex" xmlns:wpg="http://schemas.microsoft.com/office/word/2010/wordprocessingGroup" xmlns:wpi="http://schemas.microsoft.com/office/word/2010/wordprocessingInk" xmlns:wne="http://schemas.microsoft.com/office/word/2006/wordml" xmlns:wps="http://schemas.microsoft.com/office/word/2010/wordprocessingShape" mc:Ignorable="w14 w15 w16se w16cid w16 w16cex w16sdtdh w16sdtfl w16du wp14">
   <w:abstractNum w:abstractNumId="0" w15:restartNumberingAfterBreak="0">
@@ -5109,9 +7863,9 @@
     </w:lvl>
   </w:abstractNum>
   <w:abstractNum w:abstractNumId="1" w15:restartNumberingAfterBreak="0">
-    <w:nsid w:val="785103BA"/>
+    <w:nsid w:val="18286431"/>
     <w:multiLevelType w:val="multilevel"/>
-    <w:tmpl w:val="25CEA2C2"/>
+    <w:tmpl w:val="E0EEBB38"/>
     <w:lvl w:ilvl="0">
       <w:start w:val="1"/>
       <w:numFmt w:val="bullet"/>
@@ -5257,11 +8011,315 @@
       </w:rPr>
     </w:lvl>
   </w:abstractNum>
+  <w:abstractNum w:abstractNumId="2" w15:restartNumberingAfterBreak="0">
+    <w:nsid w:val="1ED215D9"/>
+    <w:multiLevelType w:val="multilevel"/>
+    <w:tmpl w:val="C0CC0556"/>
+    <w:lvl w:ilvl="0">
+      <w:start w:val="1"/>
+      <w:numFmt w:val="bullet"/>
+      <w:lvlText w:val=""/>
+      <w:lvlJc w:val="left"/>
+      <w:pPr>
+        <w:tabs>
+          <w:tab w:val="num" w:pos="720"/>
+        </w:tabs>
+        <w:ind w:left="720" w:hanging="360"/>
+      </w:pPr>
+      <w:rPr>
+        <w:rFonts w:ascii="Symbol" w:hAnsi="Symbol" w:hint="default"/>
+        <w:sz w:val="20"/>
+      </w:rPr>
+    </w:lvl>
+    <w:lvl w:ilvl="1" w:tentative="1">
+      <w:start w:val="1"/>
+      <w:numFmt w:val="bullet"/>
+      <w:lvlText w:val="o"/>
+      <w:lvlJc w:val="left"/>
+      <w:pPr>
+        <w:tabs>
+          <w:tab w:val="num" w:pos="1440"/>
+        </w:tabs>
+        <w:ind w:left="1440" w:hanging="360"/>
+      </w:pPr>
+      <w:rPr>
+        <w:rFonts w:ascii="Courier New" w:hAnsi="Courier New" w:hint="default"/>
+        <w:sz w:val="20"/>
+      </w:rPr>
+    </w:lvl>
+    <w:lvl w:ilvl="2" w:tentative="1">
+      <w:start w:val="1"/>
+      <w:numFmt w:val="bullet"/>
+      <w:lvlText w:val=""/>
+      <w:lvlJc w:val="left"/>
+      <w:pPr>
+        <w:tabs>
+          <w:tab w:val="num" w:pos="2160"/>
+        </w:tabs>
+        <w:ind w:left="2160" w:hanging="360"/>
+      </w:pPr>
+      <w:rPr>
+        <w:rFonts w:ascii="Wingdings" w:hAnsi="Wingdings" w:hint="default"/>
+        <w:sz w:val="20"/>
+      </w:rPr>
+    </w:lvl>
+    <w:lvl w:ilvl="3" w:tentative="1">
+      <w:start w:val="1"/>
+      <w:numFmt w:val="bullet"/>
+      <w:lvlText w:val=""/>
+      <w:lvlJc w:val="left"/>
+      <w:pPr>
+        <w:tabs>
+          <w:tab w:val="num" w:pos="2880"/>
+        </w:tabs>
+        <w:ind w:left="2880" w:hanging="360"/>
+      </w:pPr>
+      <w:rPr>
+        <w:rFonts w:ascii="Wingdings" w:hAnsi="Wingdings" w:hint="default"/>
+        <w:sz w:val="20"/>
+      </w:rPr>
+    </w:lvl>
+    <w:lvl w:ilvl="4" w:tentative="1">
+      <w:start w:val="1"/>
+      <w:numFmt w:val="bullet"/>
+      <w:lvlText w:val=""/>
+      <w:lvlJc w:val="left"/>
+      <w:pPr>
+        <w:tabs>
+          <w:tab w:val="num" w:pos="3600"/>
+        </w:tabs>
+        <w:ind w:left="3600" w:hanging="360"/>
+      </w:pPr>
+      <w:rPr>
+        <w:rFonts w:ascii="Wingdings" w:hAnsi="Wingdings" w:hint="default"/>
+        <w:sz w:val="20"/>
+      </w:rPr>
+    </w:lvl>
+    <w:lvl w:ilvl="5" w:tentative="1">
+      <w:start w:val="1"/>
+      <w:numFmt w:val="bullet"/>
+      <w:lvlText w:val=""/>
+      <w:lvlJc w:val="left"/>
+      <w:pPr>
+        <w:tabs>
+          <w:tab w:val="num" w:pos="4320"/>
+        </w:tabs>
+        <w:ind w:left="4320" w:hanging="360"/>
+      </w:pPr>
+      <w:rPr>
+        <w:rFonts w:ascii="Wingdings" w:hAnsi="Wingdings" w:hint="default"/>
+        <w:sz w:val="20"/>
+      </w:rPr>
+    </w:lvl>
+    <w:lvl w:ilvl="6" w:tentative="1">
+      <w:start w:val="1"/>
+      <w:numFmt w:val="bullet"/>
+      <w:lvlText w:val=""/>
+      <w:lvlJc w:val="left"/>
+      <w:pPr>
+        <w:tabs>
+          <w:tab w:val="num" w:pos="5040"/>
+        </w:tabs>
+        <w:ind w:left="5040" w:hanging="360"/>
+      </w:pPr>
+      <w:rPr>
+        <w:rFonts w:ascii="Wingdings" w:hAnsi="Wingdings" w:hint="default"/>
+        <w:sz w:val="20"/>
+      </w:rPr>
+    </w:lvl>
+    <w:lvl w:ilvl="7" w:tentative="1">
+      <w:start w:val="1"/>
+      <w:numFmt w:val="bullet"/>
+      <w:lvlText w:val=""/>
+      <w:lvlJc w:val="left"/>
+      <w:pPr>
+        <w:tabs>
+          <w:tab w:val="num" w:pos="5760"/>
+        </w:tabs>
+        <w:ind w:left="5760" w:hanging="360"/>
+      </w:pPr>
+      <w:rPr>
+        <w:rFonts w:ascii="Wingdings" w:hAnsi="Wingdings" w:hint="default"/>
+        <w:sz w:val="20"/>
+      </w:rPr>
+    </w:lvl>
+    <w:lvl w:ilvl="8" w:tentative="1">
+      <w:start w:val="1"/>
+      <w:numFmt w:val="bullet"/>
+      <w:lvlText w:val=""/>
+      <w:lvlJc w:val="left"/>
+      <w:pPr>
+        <w:tabs>
+          <w:tab w:val="num" w:pos="6480"/>
+        </w:tabs>
+        <w:ind w:left="6480" w:hanging="360"/>
+      </w:pPr>
+      <w:rPr>
+        <w:rFonts w:ascii="Wingdings" w:hAnsi="Wingdings" w:hint="default"/>
+        <w:sz w:val="20"/>
+      </w:rPr>
+    </w:lvl>
+  </w:abstractNum>
+  <w:abstractNum w:abstractNumId="3" w15:restartNumberingAfterBreak="0">
+    <w:nsid w:val="785103BA"/>
+    <w:multiLevelType w:val="multilevel"/>
+    <w:tmpl w:val="25CEA2C2"/>
+    <w:lvl w:ilvl="0">
+      <w:start w:val="1"/>
+      <w:numFmt w:val="bullet"/>
+      <w:lvlText w:val=""/>
+      <w:lvlJc w:val="left"/>
+      <w:pPr>
+        <w:tabs>
+          <w:tab w:val="num" w:pos="720"/>
+        </w:tabs>
+        <w:ind w:left="720" w:hanging="360"/>
+      </w:pPr>
+      <w:rPr>
+        <w:rFonts w:ascii="Symbol" w:hAnsi="Symbol" w:hint="default"/>
+        <w:sz w:val="20"/>
+      </w:rPr>
+    </w:lvl>
+    <w:lvl w:ilvl="1" w:tentative="1">
+      <w:start w:val="1"/>
+      <w:numFmt w:val="bullet"/>
+      <w:lvlText w:val="o"/>
+      <w:lvlJc w:val="left"/>
+      <w:pPr>
+        <w:tabs>
+          <w:tab w:val="num" w:pos="1440"/>
+        </w:tabs>
+        <w:ind w:left="1440" w:hanging="360"/>
+      </w:pPr>
+      <w:rPr>
+        <w:rFonts w:ascii="Courier New" w:hAnsi="Courier New" w:hint="default"/>
+        <w:sz w:val="20"/>
+      </w:rPr>
+    </w:lvl>
+    <w:lvl w:ilvl="2" w:tentative="1">
+      <w:start w:val="1"/>
+      <w:numFmt w:val="bullet"/>
+      <w:lvlText w:val=""/>
+      <w:lvlJc w:val="left"/>
+      <w:pPr>
+        <w:tabs>
+          <w:tab w:val="num" w:pos="2160"/>
+        </w:tabs>
+        <w:ind w:left="2160" w:hanging="360"/>
+      </w:pPr>
+      <w:rPr>
+        <w:rFonts w:ascii="Wingdings" w:hAnsi="Wingdings" w:hint="default"/>
+        <w:sz w:val="20"/>
+      </w:rPr>
+    </w:lvl>
+    <w:lvl w:ilvl="3" w:tentative="1">
+      <w:start w:val="1"/>
+      <w:numFmt w:val="bullet"/>
+      <w:lvlText w:val=""/>
+      <w:lvlJc w:val="left"/>
+      <w:pPr>
+        <w:tabs>
+          <w:tab w:val="num" w:pos="2880"/>
+        </w:tabs>
+        <w:ind w:left="2880" w:hanging="360"/>
+      </w:pPr>
+      <w:rPr>
+        <w:rFonts w:ascii="Wingdings" w:hAnsi="Wingdings" w:hint="default"/>
+        <w:sz w:val="20"/>
+      </w:rPr>
+    </w:lvl>
+    <w:lvl w:ilvl="4" w:tentative="1">
+      <w:start w:val="1"/>
+      <w:numFmt w:val="bullet"/>
+      <w:lvlText w:val=""/>
+      <w:lvlJc w:val="left"/>
+      <w:pPr>
+        <w:tabs>
+          <w:tab w:val="num" w:pos="3600"/>
+        </w:tabs>
+        <w:ind w:left="3600" w:hanging="360"/>
+      </w:pPr>
+      <w:rPr>
+        <w:rFonts w:ascii="Wingdings" w:hAnsi="Wingdings" w:hint="default"/>
+        <w:sz w:val="20"/>
+      </w:rPr>
+    </w:lvl>
+    <w:lvl w:ilvl="5" w:tentative="1">
+      <w:start w:val="1"/>
+      <w:numFmt w:val="bullet"/>
+      <w:lvlText w:val=""/>
+      <w:lvlJc w:val="left"/>
+      <w:pPr>
+        <w:tabs>
+          <w:tab w:val="num" w:pos="4320"/>
+        </w:tabs>
+        <w:ind w:left="4320" w:hanging="360"/>
+      </w:pPr>
+      <w:rPr>
+        <w:rFonts w:ascii="Wingdings" w:hAnsi="Wingdings" w:hint="default"/>
+        <w:sz w:val="20"/>
+      </w:rPr>
+    </w:lvl>
+    <w:lvl w:ilvl="6" w:tentative="1">
+      <w:start w:val="1"/>
+      <w:numFmt w:val="bullet"/>
+      <w:lvlText w:val=""/>
+      <w:lvlJc w:val="left"/>
+      <w:pPr>
+        <w:tabs>
+          <w:tab w:val="num" w:pos="5040"/>
+        </w:tabs>
+        <w:ind w:left="5040" w:hanging="360"/>
+      </w:pPr>
+      <w:rPr>
+        <w:rFonts w:ascii="Wingdings" w:hAnsi="Wingdings" w:hint="default"/>
+        <w:sz w:val="20"/>
+      </w:rPr>
+    </w:lvl>
+    <w:lvl w:ilvl="7" w:tentative="1">
+      <w:start w:val="1"/>
+      <w:numFmt w:val="bullet"/>
+      <w:lvlText w:val=""/>
+      <w:lvlJc w:val="left"/>
+      <w:pPr>
+        <w:tabs>
+          <w:tab w:val="num" w:pos="5760"/>
+        </w:tabs>
+        <w:ind w:left="5760" w:hanging="360"/>
+      </w:pPr>
+      <w:rPr>
+        <w:rFonts w:ascii="Wingdings" w:hAnsi="Wingdings" w:hint="default"/>
+        <w:sz w:val="20"/>
+      </w:rPr>
+    </w:lvl>
+    <w:lvl w:ilvl="8" w:tentative="1">
+      <w:start w:val="1"/>
+      <w:numFmt w:val="bullet"/>
+      <w:lvlText w:val=""/>
+      <w:lvlJc w:val="left"/>
+      <w:pPr>
+        <w:tabs>
+          <w:tab w:val="num" w:pos="6480"/>
+        </w:tabs>
+        <w:ind w:left="6480" w:hanging="360"/>
+      </w:pPr>
+      <w:rPr>
+        <w:rFonts w:ascii="Wingdings" w:hAnsi="Wingdings" w:hint="default"/>
+        <w:sz w:val="20"/>
+      </w:rPr>
+    </w:lvl>
+  </w:abstractNum>
   <w:num w:numId="1" w16cid:durableId="593364491">
     <w:abstractNumId w:val="0"/>
   </w:num>
   <w:num w:numId="2" w16cid:durableId="990183447">
+    <w:abstractNumId w:val="3"/>
+  </w:num>
+  <w:num w:numId="3" w16cid:durableId="1764642513">
     <w:abstractNumId w:val="1"/>
+  </w:num>
+  <w:num w:numId="4" w16cid:durableId="360715625">
+    <w:abstractNumId w:val="2"/>
   </w:num>
 </w:numbering>
 </file>
